--- a/Quanta, Actually - SERIES/QED Course/chapters/Lesson 29 Continuous Symmetries.docx
+++ b/Quanta, Actually - SERIES/QED Course/chapters/Lesson 29 Continuous Symmetries.docx
@@ -17,7 +17,7 @@
         <w:jc w:val="center"/>
       </w:pPr>
       <w:r>
-        <w:t>Lesson 29 of the Complete Quantum Electrodynamics Course</w:t>
+        <w:t>Lesson 29 of Quantum, Actually, Volume 2: A QED Course</w:t>
       </w:r>
     </w:p>
     <w:p>
@@ -272,7 +272,13 @@
           </w:tcPr>
           <w:p>
             <w:r>
-              <w:t>T_a</w:t>
+              <w:t>T</w:t>
+            </w:r>
+            <w:r>
+              <w:rPr>
+                <w:vertAlign w:val="subscript"/>
+              </w:rPr>
+              <w:t>a</w:t>
             </w:r>
           </w:p>
         </w:tc>
@@ -309,7 +315,19 @@
           </w:tcPr>
           <w:p>
             <w:r>
-              <w:t>f_(ab)^c</w:t>
+              <w:t>f</w:t>
+            </w:r>
+            <w:r>
+              <w:rPr>
+                <w:vertAlign w:val="subscript"/>
+              </w:rPr>
+              <w:t>ab</w:t>
+            </w:r>
+            <w:r>
+              <w:rPr>
+                <w:vertAlign w:val="superscript"/>
+              </w:rPr>
+              <w:t>c</w:t>
             </w:r>
           </w:p>
         </w:tc>
@@ -326,7 +344,46 @@
           </w:tcPr>
           <w:p>
             <w:r>
-              <w:t>Structure constants, [T_a, T_b] = i f_(ab)^c T_c</w:t>
+              <w:t>Structure constants, [T</w:t>
+            </w:r>
+            <w:r>
+              <w:rPr>
+                <w:vertAlign w:val="subscript"/>
+              </w:rPr>
+              <w:t>a</w:t>
+            </w:r>
+            <w:r>
+              <w:t>, T</w:t>
+            </w:r>
+            <w:r>
+              <w:rPr>
+                <w:vertAlign w:val="subscript"/>
+              </w:rPr>
+              <w:t>b</w:t>
+            </w:r>
+            <w:r>
+              <w:t>] = i f</w:t>
+            </w:r>
+            <w:r>
+              <w:rPr>
+                <w:vertAlign w:val="subscript"/>
+              </w:rPr>
+              <w:t>ab</w:t>
+            </w:r>
+            <w:r>
+              <w:rPr>
+                <w:vertAlign w:val="superscript"/>
+              </w:rPr>
+              <w:t>c</w:t>
+            </w:r>
+            <w:r>
+              <w:t xml:space="preserve"> T</w:t>
+            </w:r>
+            <w:r>
+              <w:rPr>
+                <w:vertAlign w:val="subscript"/>
+              </w:rPr>
+              <w:t>c</w:t>
             </w:r>
           </w:p>
         </w:tc>
@@ -346,7 +403,19 @@
           </w:tcPr>
           <w:p>
             <w:r>
-              <w:t>ω^μ_ν</w:t>
+              <w:t>ω</w:t>
+            </w:r>
+            <w:r>
+              <w:rPr>
+                <w:vertAlign w:val="superscript"/>
+              </w:rPr>
+              <w:t>μ</w:t>
+            </w:r>
+            <w:r>
+              <w:rPr>
+                <w:vertAlign w:val="subscript"/>
+              </w:rPr>
+              <w:t>ν</w:t>
             </w:r>
           </w:p>
         </w:tc>
@@ -364,7 +433,49 @@
           </w:tcPr>
           <w:p>
             <w:r>
-              <w:t>Infinitesimal Lorentz transformation, Λ^μ_ν = δ^μ_ν + ω^μ_ν</w:t>
+              <w:t>Infinitesimal Lorentz transformation, Λ</w:t>
+            </w:r>
+            <w:r>
+              <w:rPr>
+                <w:vertAlign w:val="superscript"/>
+              </w:rPr>
+              <w:t>μ</w:t>
+            </w:r>
+            <w:r>
+              <w:rPr>
+                <w:vertAlign w:val="subscript"/>
+              </w:rPr>
+              <w:t>ν</w:t>
+            </w:r>
+            <w:r>
+              <w:t xml:space="preserve"> = δ</w:t>
+            </w:r>
+            <w:r>
+              <w:rPr>
+                <w:vertAlign w:val="superscript"/>
+              </w:rPr>
+              <w:t>μ</w:t>
+            </w:r>
+            <w:r>
+              <w:rPr>
+                <w:vertAlign w:val="subscript"/>
+              </w:rPr>
+              <w:t>ν</w:t>
+            </w:r>
+            <w:r>
+              <w:t xml:space="preserve"> + ω</w:t>
+            </w:r>
+            <w:r>
+              <w:rPr>
+                <w:vertAlign w:val="superscript"/>
+              </w:rPr>
+              <w:t>μ</w:t>
+            </w:r>
+            <w:r>
+              <w:rPr>
+                <w:vertAlign w:val="subscript"/>
+              </w:rPr>
+              <w:t>ν</w:t>
             </w:r>
           </w:p>
         </w:tc>
@@ -383,7 +494,13 @@
           </w:tcPr>
           <w:p>
             <w:r>
-              <w:t>P^μ</w:t>
+              <w:t>P</w:t>
+            </w:r>
+            <w:r>
+              <w:rPr>
+                <w:vertAlign w:val="superscript"/>
+              </w:rPr>
+              <w:t>μ</w:t>
             </w:r>
           </w:p>
         </w:tc>
@@ -420,7 +537,22 @@
           </w:tcPr>
           <w:p>
             <w:r>
-              <w:t>J_i, K_i</w:t>
+              <w:t>J</w:t>
+            </w:r>
+            <w:r>
+              <w:rPr>
+                <w:vertAlign w:val="subscript"/>
+              </w:rPr>
+              <w:t>i</w:t>
+            </w:r>
+            <w:r>
+              <w:t>, K</w:t>
+            </w:r>
+            <w:r>
+              <w:rPr>
+                <w:vertAlign w:val="subscript"/>
+              </w:rPr>
+              <w:t>i</w:t>
             </w:r>
           </w:p>
         </w:tc>
@@ -457,7 +589,13 @@
           </w:tcPr>
           <w:p>
             <w:r>
-              <w:t>Q_a</w:t>
+              <w:t>Q</w:t>
+            </w:r>
+            <w:r>
+              <w:rPr>
+                <w:vertAlign w:val="subscript"/>
+              </w:rPr>
+              <w:t>a</w:t>
             </w:r>
           </w:p>
         </w:tc>
@@ -474,7 +612,13 @@
           </w:tcPr>
           <w:p>
             <w:r>
-              <w:t>Noether charge of the symmetry with generator T_a</w:t>
+              <w:t>Noether charge of the symmetry with generator T</w:t>
+            </w:r>
+            <w:r>
+              <w:rPr>
+                <w:vertAlign w:val="subscript"/>
+              </w:rPr>
+              <w:t>a</w:t>
             </w:r>
           </w:p>
         </w:tc>
@@ -536,7 +680,16 @@
     </w:p>
     <w:p>
       <w:r>
-        <w:t>If two transformations each leave the action invariant, so does their composition, and so does the inverse of either, and doing nothing is trivially a symmetry. The symmetry transformations of a theory therefore form a group G: a set closed under composition, containing an identity, and containing an inverse for each element. A group is continuous, called a Lie group, if its elements are labeled by a finite number of parameters that can vary smoothly; the number of independent parameters is its dimension. The phase rotations φ → e^(iα)φ form a group with one parameter α, called U(1). The rotations of three-dimensional space depend on three angles and form a three-parameter group. The Lorentz transformations depend on six parameters, as Section 4 shows.</w:t>
+        <w:t>If two transformations each leave the action invariant, so does their composition, and so does the inverse of either, and doing nothing is trivially a symmetry. The symmetry transformations of a theory therefore form a group G: a set closed under composition, containing an identity, and containing an inverse for each element. A group is continuous, called a Lie group, if its elements are labeled by a finite number of parameters that can vary smoothly; the number of independent parameters is its dimension. The phase rotations φ → e</w:t>
+      </w:r>
+      <w:r>
+        <w:rPr>
+          <w:vertAlign w:val="superscript"/>
+        </w:rPr>
+        <w:t>iα</w:t>
+      </w:r>
+      <w:r>
+        <w:t>φ form a group with one parameter α, called U(1). The rotations of three-dimensional space depend on three angles and form a three-parameter group. The Lorentz transformations depend on six parameters, as Section 4 shows.</w:t>
       </w:r>
     </w:p>
     <w:p>
@@ -549,7 +702,43 @@
     </w:p>
     <w:p>
       <w:r>
-        <w:t>Near the identity, a group element can be written g = 1 + iε^aT_a + O(ε²), where ε^a are small parameters and T_a are fixed operators, the generators, one for each parameter. A finite transformation is built by applying many small ones in succession, which gives the exponential.</w:t>
+        <w:t>Near the identity, a group element can be written g = 1 + iε</w:t>
+      </w:r>
+      <w:r>
+        <w:rPr>
+          <w:vertAlign w:val="superscript"/>
+        </w:rPr>
+        <w:t>a</w:t>
+      </w:r>
+      <w:r>
+        <w:t>T</w:t>
+      </w:r>
+      <w:r>
+        <w:rPr>
+          <w:vertAlign w:val="subscript"/>
+        </w:rPr>
+        <w:t>a</w:t>
+      </w:r>
+      <w:r>
+        <w:t xml:space="preserve"> + O(ε²), where ε</w:t>
+      </w:r>
+      <w:r>
+        <w:rPr>
+          <w:vertAlign w:val="superscript"/>
+        </w:rPr>
+        <w:t>a</w:t>
+      </w:r>
+      <w:r>
+        <w:t xml:space="preserve"> are small parameters and T</w:t>
+      </w:r>
+      <w:r>
+        <w:rPr>
+          <w:vertAlign w:val="subscript"/>
+        </w:rPr>
+        <w:t>a</w:t>
+      </w:r>
+      <w:r>
+        <w:t xml:space="preserve"> are fixed operators, the generators, one for each parameter. A finite transformation is built by applying many small ones in succession, which gives the exponential.</w:t>
       </w:r>
     </w:p>
     <w:p>
@@ -649,7 +838,34 @@
     </w:p>
     <w:p>
       <w:r>
-        <w:t>For U(1) there is one generator, which acts on a field of charge q as multiplication by q, so that φ → e^(iqα)φ. For rotations the generators are the angular momenta J_i of Lesson 14, and the finite rotation about z by angle θ is e^(−iθJ_z), the form met in Lesson 15, Exercise 13, for spin one-half.</w:t>
+        <w:t>For U(1) there is one generator, which acts on a field of charge q as multiplication by q, so that φ → e</w:t>
+      </w:r>
+      <w:r>
+        <w:rPr>
+          <w:vertAlign w:val="superscript"/>
+        </w:rPr>
+        <w:t>iqα</w:t>
+      </w:r>
+      <w:r>
+        <w:t>φ. For rotations the generators are the angular momenta J</w:t>
+      </w:r>
+      <w:r>
+        <w:rPr>
+          <w:vertAlign w:val="subscript"/>
+        </w:rPr>
+        <w:t>i</w:t>
+      </w:r>
+      <w:r>
+        <w:t xml:space="preserve"> of Lesson 14, and the finite rotation about z by angle θ is e</w:t>
+      </w:r>
+      <w:r>
+        <w:rPr>
+          <w:vertAlign w:val="superscript"/>
+        </w:rPr>
+        <w:t>−iθJ_z</w:t>
+      </w:r>
+      <w:r>
+        <w:t>, the form met in Lesson 15, Exercise 13, for spin one-half.</w:t>
       </w:r>
     </w:p>
     <w:p>
@@ -663,7 +879,25 @@
     </w:p>
     <w:p>
       <w:r>
-        <w:t>Build the finite U(1) transformation from infinitesimal ones. A phase rotation by a small angle ε multiplies φ by 1 + iε. Applying N such rotations, each by α/N, gives (1 + iα/N)^N φ, which tends to e^(iα)φ as N → ∞. The composition rule U(α₁)U(α₂) = U(α₁ + α₂) shows that the group is abelian: the order of two phase rotations does not matter.</w:t>
+        <w:t>Build the finite U(1) transformation from infinitesimal ones. A phase rotation by a small angle ε multiplies φ by 1 + iε. Applying N such rotations, each by α/N, gives (1 + iα/N)</w:t>
+      </w:r>
+      <w:r>
+        <w:rPr>
+          <w:vertAlign w:val="superscript"/>
+        </w:rPr>
+        <w:t>N</w:t>
+      </w:r>
+      <w:r>
+        <w:t xml:space="preserve"> φ, which tends to e</w:t>
+      </w:r>
+      <w:r>
+        <w:rPr>
+          <w:vertAlign w:val="superscript"/>
+        </w:rPr>
+        <w:t>iα</w:t>
+      </w:r>
+      <w:r>
+        <w:t>φ as N → ∞. The composition rule U(α₁)U(α₂) = U(α₁ + α₂) shows that the group is abelian: the order of two phase rotations does not matter.</w:t>
       </w:r>
     </w:p>
     <w:p>
@@ -800,7 +1034,61 @@
     </w:p>
     <w:p>
       <w:r>
-        <w:t>Take A = iεT_a and B = iδT_b. The left side is a product of group elements and is therefore itself a group element close to the identity, of the form 1 + iθ^cT_c. The right side is 1 − εδ[T_a, T_b], so the commutator must be a linear combination of generators.</w:t>
+        <w:t>Take A = iεT</w:t>
+      </w:r>
+      <w:r>
+        <w:rPr>
+          <w:vertAlign w:val="subscript"/>
+        </w:rPr>
+        <w:t>a</w:t>
+      </w:r>
+      <w:r>
+        <w:t xml:space="preserve"> and B = iδT</w:t>
+      </w:r>
+      <w:r>
+        <w:rPr>
+          <w:vertAlign w:val="subscript"/>
+        </w:rPr>
+        <w:t>b</w:t>
+      </w:r>
+      <w:r>
+        <w:t>. The left side is a product of group elements and is therefore itself a group element close to the identity, of the form 1 + iθ</w:t>
+      </w:r>
+      <w:r>
+        <w:rPr>
+          <w:vertAlign w:val="superscript"/>
+        </w:rPr>
+        <w:t>c</w:t>
+      </w:r>
+      <w:r>
+        <w:t>T</w:t>
+      </w:r>
+      <w:r>
+        <w:rPr>
+          <w:vertAlign w:val="subscript"/>
+        </w:rPr>
+        <w:t>c</w:t>
+      </w:r>
+      <w:r>
+        <w:t>. The right side is 1 − εδ[T</w:t>
+      </w:r>
+      <w:r>
+        <w:rPr>
+          <w:vertAlign w:val="subscript"/>
+        </w:rPr>
+        <w:t>a</w:t>
+      </w:r>
+      <w:r>
+        <w:t>, T</w:t>
+      </w:r>
+      <w:r>
+        <w:rPr>
+          <w:vertAlign w:val="subscript"/>
+        </w:rPr>
+        <w:t>b</w:t>
+      </w:r>
+      <w:r>
+        <w:t>], so the commutator must be a linear combination of generators.</w:t>
       </w:r>
     </w:p>
     <w:p>
@@ -891,7 +1179,22 @@
     </w:p>
     <w:p>
       <w:r>
-        <w:t>The numbers f_(ab)^c are the structure constants of the group. They determine the group near the identity completely, and the algebra they define is called the Lie algebra of the group. For U(1) there is only one generator, which commutes with itself, so f = 0 and the group is abelian. For rotations, the structure constants are the Levi Civita symbol.</w:t>
+        <w:t>The numbers f</w:t>
+      </w:r>
+      <w:r>
+        <w:rPr>
+          <w:vertAlign w:val="subscript"/>
+        </w:rPr>
+        <w:t>ab</w:t>
+      </w:r>
+      <w:r>
+        <w:rPr>
+          <w:vertAlign w:val="superscript"/>
+        </w:rPr>
+        <w:t>c</w:t>
+      </w:r>
+      <w:r>
+        <w:t xml:space="preserve"> are the structure constants of the group. They determine the group near the identity completely, and the algebra they define is called the Lie algebra of the group. For U(1) there is only one generator, which commutes with itself, so f = 0 and the group is abelian. For rotations, the structure constants are the Levi Civita symbol.</w:t>
       </w:r>
     </w:p>
     <w:p>
@@ -977,7 +1280,61 @@
     </w:p>
     <w:p>
       <w:r>
-        <w:t>the commutation relation of Lesson 14, Section 1.2, and, for spin one-half with T_i = σ_i/2, the relation [σ_i/2, σ_j/2] = iε_(ijk)σ_k/2 following from the Pauli algebra of Lesson 1 (Exercise 6).</w:t>
+        <w:t>the commutation relation of Lesson 14, Section 1.2, and, for spin one-half with T</w:t>
+      </w:r>
+      <w:r>
+        <w:rPr>
+          <w:vertAlign w:val="subscript"/>
+        </w:rPr>
+        <w:t>i</w:t>
+      </w:r>
+      <w:r>
+        <w:t xml:space="preserve"> = σ</w:t>
+      </w:r>
+      <w:r>
+        <w:rPr>
+          <w:vertAlign w:val="subscript"/>
+        </w:rPr>
+        <w:t>i</w:t>
+      </w:r>
+      <w:r>
+        <w:t>/2, the relation [σ</w:t>
+      </w:r>
+      <w:r>
+        <w:rPr>
+          <w:vertAlign w:val="subscript"/>
+        </w:rPr>
+        <w:t>i</w:t>
+      </w:r>
+      <w:r>
+        <w:t>/2, σ</w:t>
+      </w:r>
+      <w:r>
+        <w:rPr>
+          <w:vertAlign w:val="subscript"/>
+        </w:rPr>
+        <w:t>j</w:t>
+      </w:r>
+      <w:r>
+        <w:t>/2] = iε</w:t>
+      </w:r>
+      <w:r>
+        <w:rPr>
+          <w:vertAlign w:val="subscript"/>
+        </w:rPr>
+        <w:t>ijk</w:t>
+      </w:r>
+      <w:r>
+        <w:t>σ</w:t>
+      </w:r>
+      <w:r>
+        <w:rPr>
+          <w:vertAlign w:val="subscript"/>
+        </w:rPr>
+        <w:t>k</w:t>
+      </w:r>
+      <w:r>
+        <w:t>/2 following from the Pauli algebra of Lesson 1 (Exercise 6).</w:t>
       </w:r>
     </w:p>
     <w:p>
@@ -990,7 +1347,52 @@
     </w:p>
     <w:p>
       <w:r>
-        <w:t>The Noether charge Q_a of Lesson 28 generates the transformation of the field through the Poisson bracket, δ_aφ = ε{φ, Q_a} (Lesson 28, Section 5.2). Two successive transformations, one generated by Q_a and one by Q_b, differ by the order of application by the commutator of the transformations, and the Jacobi identity of Lesson 6, Section 4.3, converts this into a bracket of the charges (Exercise 8).</w:t>
+        <w:t>The Noether charge Q</w:t>
+      </w:r>
+      <w:r>
+        <w:rPr>
+          <w:vertAlign w:val="subscript"/>
+        </w:rPr>
+        <w:t>a</w:t>
+      </w:r>
+      <w:r>
+        <w:t xml:space="preserve"> of Lesson 28 generates the transformation of the field through the Poisson bracket, δ</w:t>
+      </w:r>
+      <w:r>
+        <w:rPr>
+          <w:vertAlign w:val="subscript"/>
+        </w:rPr>
+        <w:t>a</w:t>
+      </w:r>
+      <w:r>
+        <w:t>φ = ε{φ, Q</w:t>
+      </w:r>
+      <w:r>
+        <w:rPr>
+          <w:vertAlign w:val="subscript"/>
+        </w:rPr>
+        <w:t>a</w:t>
+      </w:r>
+      <w:r>
+        <w:t>} (Lesson 28, Section 5.2). Two successive transformations, one generated by Q</w:t>
+      </w:r>
+      <w:r>
+        <w:rPr>
+          <w:vertAlign w:val="subscript"/>
+        </w:rPr>
+        <w:t>a</w:t>
+      </w:r>
+      <w:r>
+        <w:t xml:space="preserve"> and one by Q</w:t>
+      </w:r>
+      <w:r>
+        <w:rPr>
+          <w:vertAlign w:val="subscript"/>
+        </w:rPr>
+        <w:t>b</w:t>
+      </w:r>
+      <w:r>
+        <w:t>, differ by the order of application by the commutator of the transformations, and the Jacobi identity of Lesson 6, Section 4.3, converts this into a bracket of the charges (Exercise 8).</w:t>
       </w:r>
     </w:p>
     <w:p>
@@ -1146,7 +1548,127 @@
     </w:p>
     <w:p>
       <w:r>
-        <w:t>Since the transformations close under composition, the brackets of the charges must close too, and for symmetry groups without extra complications, {Q_a, Q_b} = f_(ab)^c Q_c. After quantization the bracket becomes a commutator, and the charges satisfy [Q_a, Q_b] = i f_(ab)^c Q_c, the same algebra as the generators. The angular momentum brackets {L_i, L_j} = ε_(ijk)L_k of Lesson 6, Section 4.4, are one instance of this: the Noether charges of rotations, the angular momenta, satisfy the algebra of the rotation group.</w:t>
+        <w:t>Since the transformations close under composition, the brackets of the charges must close too, and for symmetry groups without extra complications, {Q</w:t>
+      </w:r>
+      <w:r>
+        <w:rPr>
+          <w:vertAlign w:val="subscript"/>
+        </w:rPr>
+        <w:t>a</w:t>
+      </w:r>
+      <w:r>
+        <w:t>, Q</w:t>
+      </w:r>
+      <w:r>
+        <w:rPr>
+          <w:vertAlign w:val="subscript"/>
+        </w:rPr>
+        <w:t>b</w:t>
+      </w:r>
+      <w:r>
+        <w:t>} = f</w:t>
+      </w:r>
+      <w:r>
+        <w:rPr>
+          <w:vertAlign w:val="subscript"/>
+        </w:rPr>
+        <w:t>ab</w:t>
+      </w:r>
+      <w:r>
+        <w:rPr>
+          <w:vertAlign w:val="superscript"/>
+        </w:rPr>
+        <w:t>c</w:t>
+      </w:r>
+      <w:r>
+        <w:t xml:space="preserve"> Q</w:t>
+      </w:r>
+      <w:r>
+        <w:rPr>
+          <w:vertAlign w:val="subscript"/>
+        </w:rPr>
+        <w:t>c</w:t>
+      </w:r>
+      <w:r>
+        <w:t>. After quantization the bracket becomes a commutator, and the charges satisfy [Q</w:t>
+      </w:r>
+      <w:r>
+        <w:rPr>
+          <w:vertAlign w:val="subscript"/>
+        </w:rPr>
+        <w:t>a</w:t>
+      </w:r>
+      <w:r>
+        <w:t>, Q</w:t>
+      </w:r>
+      <w:r>
+        <w:rPr>
+          <w:vertAlign w:val="subscript"/>
+        </w:rPr>
+        <w:t>b</w:t>
+      </w:r>
+      <w:r>
+        <w:t>] = i f</w:t>
+      </w:r>
+      <w:r>
+        <w:rPr>
+          <w:vertAlign w:val="subscript"/>
+        </w:rPr>
+        <w:t>ab</w:t>
+      </w:r>
+      <w:r>
+        <w:rPr>
+          <w:vertAlign w:val="superscript"/>
+        </w:rPr>
+        <w:t>c</w:t>
+      </w:r>
+      <w:r>
+        <w:t xml:space="preserve"> Q</w:t>
+      </w:r>
+      <w:r>
+        <w:rPr>
+          <w:vertAlign w:val="subscript"/>
+        </w:rPr>
+        <w:t>c</w:t>
+      </w:r>
+      <w:r>
+        <w:t>, the same algebra as the generators. The angular momentum brackets {L</w:t>
+      </w:r>
+      <w:r>
+        <w:rPr>
+          <w:vertAlign w:val="subscript"/>
+        </w:rPr>
+        <w:t>i</w:t>
+      </w:r>
+      <w:r>
+        <w:t>, L</w:t>
+      </w:r>
+      <w:r>
+        <w:rPr>
+          <w:vertAlign w:val="subscript"/>
+        </w:rPr>
+        <w:t>j</w:t>
+      </w:r>
+      <w:r>
+        <w:t>} = ε</w:t>
+      </w:r>
+      <w:r>
+        <w:rPr>
+          <w:vertAlign w:val="subscript"/>
+        </w:rPr>
+        <w:t>ijk</w:t>
+      </w:r>
+      <w:r>
+        <w:t>L</w:t>
+      </w:r>
+      <w:r>
+        <w:rPr>
+          <w:vertAlign w:val="subscript"/>
+        </w:rPr>
+        <w:t>k</w:t>
+      </w:r>
+      <w:r>
+        <w:t xml:space="preserve"> of Lesson 6, Section 4.4, are one instance of this: the Noether charges of rotations, the angular momenta, satisfy the algebra of the rotation group.</w:t>
       </w:r>
     </w:p>
     <w:p>
@@ -1180,7 +1702,25 @@
     </w:p>
     <w:p>
       <w:r>
-        <w:t>A symmetry is global if the parameter is the same at every point and local if it may vary from point to point. Every global symmetry of Section 1 has been global. Lesson 28, Section 3, showed that allowing the parameter to depend on position changes the action by ∫(∂_με)j^μ, so that a global symmetry does not automatically survive being made local. Lesson 39 will require it to be local and will find that this can be achieved only by adding a new field.</w:t>
+        <w:t>A symmetry is global if the parameter is the same at every point and local if it may vary from point to point. Every global symmetry of Section 1 has been global. Lesson 28, Section 3, showed that allowing the parameter to depend on position changes the action by ∫(∂</w:t>
+      </w:r>
+      <w:r>
+        <w:rPr>
+          <w:vertAlign w:val="subscript"/>
+        </w:rPr>
+        <w:t>μ</w:t>
+      </w:r>
+      <w:r>
+        <w:t>ε)j</w:t>
+      </w:r>
+      <w:r>
+        <w:rPr>
+          <w:vertAlign w:val="superscript"/>
+        </w:rPr>
+        <w:t>μ</w:t>
+      </w:r>
+      <w:r>
+        <w:t>, so that a global symmetry does not automatically survive being made local. Lesson 39 will require it to be local and will find that this can be achieved only by adding a new field.</w:t>
       </w:r>
     </w:p>
     <w:p>
@@ -1193,7 +1733,88 @@
     </w:p>
     <w:p>
       <w:r>
-        <w:t>A theory can have an internal symmetry whose generators do not commute. Take two complex scalar fields collected into a doublet φ = (φ₁, φ₂)ᵀ with ℒ = ∂_μφ†∂^μφ − m²φ†φ. It is invariant under φ → Uφ for any 2 × 2 unitary matrix U, since φ†φ and ∂_μφ†∂^μφ are unchanged. Writing U = 1 + iε^aT_a with T_a = σ_a/2, the three transformations have Δφ = iT_aφ and Noether currents (Exercise 13)</w:t>
+        <w:t>A theory can have an internal symmetry whose generators do not commute. Take two complex scalar fields collected into a doublet φ = (φ₁, φ₂)ᵀ with ℒ = ∂</w:t>
+      </w:r>
+      <w:r>
+        <w:rPr>
+          <w:vertAlign w:val="subscript"/>
+        </w:rPr>
+        <w:t>μ</w:t>
+      </w:r>
+      <w:r>
+        <w:t>φ†∂</w:t>
+      </w:r>
+      <w:r>
+        <w:rPr>
+          <w:vertAlign w:val="superscript"/>
+        </w:rPr>
+        <w:t>μ</w:t>
+      </w:r>
+      <w:r>
+        <w:t>φ − m²φ†φ. It is invariant under φ → Uφ for any 2 × 2 unitary matrix U, since φ†φ and ∂</w:t>
+      </w:r>
+      <w:r>
+        <w:rPr>
+          <w:vertAlign w:val="subscript"/>
+        </w:rPr>
+        <w:t>μ</w:t>
+      </w:r>
+      <w:r>
+        <w:t>φ†∂</w:t>
+      </w:r>
+      <w:r>
+        <w:rPr>
+          <w:vertAlign w:val="superscript"/>
+        </w:rPr>
+        <w:t>μ</w:t>
+      </w:r>
+      <w:r>
+        <w:t>φ are unchanged. Writing U = 1 + iε</w:t>
+      </w:r>
+      <w:r>
+        <w:rPr>
+          <w:vertAlign w:val="superscript"/>
+        </w:rPr>
+        <w:t>a</w:t>
+      </w:r>
+      <w:r>
+        <w:t>T</w:t>
+      </w:r>
+      <w:r>
+        <w:rPr>
+          <w:vertAlign w:val="subscript"/>
+        </w:rPr>
+        <w:t>a</w:t>
+      </w:r>
+      <w:r>
+        <w:t xml:space="preserve"> with T</w:t>
+      </w:r>
+      <w:r>
+        <w:rPr>
+          <w:vertAlign w:val="subscript"/>
+        </w:rPr>
+        <w:t>a</w:t>
+      </w:r>
+      <w:r>
+        <w:t xml:space="preserve"> = σ</w:t>
+      </w:r>
+      <w:r>
+        <w:rPr>
+          <w:vertAlign w:val="subscript"/>
+        </w:rPr>
+        <w:t>a</w:t>
+      </w:r>
+      <w:r>
+        <w:t>/2, the three transformations have Δφ = iT</w:t>
+      </w:r>
+      <w:r>
+        <w:rPr>
+          <w:vertAlign w:val="subscript"/>
+        </w:rPr>
+        <w:t>a</w:t>
+      </w:r>
+      <w:r>
+        <w:t>φ and Noether currents (Exercise 13)</w:t>
       </w:r>
     </w:p>
     <w:p>
@@ -1406,7 +2027,67 @@
     </w:p>
     <w:p>
       <w:r>
-        <w:t>The symmetries of spacetime that leave the interval invariant are the translations x^μ → x^μ + a^μ, with four parameters, and the Lorentz transformations x^μ → Λ^μ_νx^ν, which satisfy ΛᵀgΛ = g (Lesson 4, Section 2.2). Together they form the Poincare group, and every relativistic theory, including QED, is invariant under it. Invariance under translations and Lorentz transformations is what makes the laws of physics the same everywhere and for every inertial observer.</w:t>
+        <w:t>The symmetries of spacetime that leave the interval invariant are the translations x</w:t>
+      </w:r>
+      <w:r>
+        <w:rPr>
+          <w:vertAlign w:val="superscript"/>
+        </w:rPr>
+        <w:t>μ</w:t>
+      </w:r>
+      <w:r>
+        <w:t xml:space="preserve"> → x</w:t>
+      </w:r>
+      <w:r>
+        <w:rPr>
+          <w:vertAlign w:val="superscript"/>
+        </w:rPr>
+        <w:t>μ</w:t>
+      </w:r>
+      <w:r>
+        <w:t xml:space="preserve"> + a</w:t>
+      </w:r>
+      <w:r>
+        <w:rPr>
+          <w:vertAlign w:val="superscript"/>
+        </w:rPr>
+        <w:t>μ</w:t>
+      </w:r>
+      <w:r>
+        <w:t>, with four parameters, and the Lorentz transformations x</w:t>
+      </w:r>
+      <w:r>
+        <w:rPr>
+          <w:vertAlign w:val="superscript"/>
+        </w:rPr>
+        <w:t>μ</w:t>
+      </w:r>
+      <w:r>
+        <w:t xml:space="preserve"> → Λ</w:t>
+      </w:r>
+      <w:r>
+        <w:rPr>
+          <w:vertAlign w:val="superscript"/>
+        </w:rPr>
+        <w:t>μ</w:t>
+      </w:r>
+      <w:r>
+        <w:rPr>
+          <w:vertAlign w:val="subscript"/>
+        </w:rPr>
+        <w:t>ν</w:t>
+      </w:r>
+      <w:r>
+        <w:t>x</w:t>
+      </w:r>
+      <w:r>
+        <w:rPr>
+          <w:vertAlign w:val="superscript"/>
+        </w:rPr>
+        <w:t>ν</w:t>
+      </w:r>
+      <w:r>
+        <w:t>, which satisfy ΛᵀgΛ = g (Lesson 4, Section 2.2). Together they form the Poincare group, and every relativistic theory, including QED, is invariant under it. Invariance under translations and Lorentz transformations is what makes the laws of physics the same everywhere and for every inertial observer.</w:t>
       </w:r>
     </w:p>
     <w:p>
@@ -1419,7 +2100,52 @@
     </w:p>
     <w:p>
       <w:r>
-        <w:t>Write Λ^μ_ν = δ^μ_ν + ω^μ_ν with ω small. Inserting this into ΛᵀgΛ = g and keeping first-order terms gives ωᵀg + gω = 0, which in components reads</w:t>
+        <w:t>Write Λ</w:t>
+      </w:r>
+      <w:r>
+        <w:rPr>
+          <w:vertAlign w:val="superscript"/>
+        </w:rPr>
+        <w:t>μ</w:t>
+      </w:r>
+      <w:r>
+        <w:rPr>
+          <w:vertAlign w:val="subscript"/>
+        </w:rPr>
+        <w:t>ν</w:t>
+      </w:r>
+      <w:r>
+        <w:t xml:space="preserve"> = δ</w:t>
+      </w:r>
+      <w:r>
+        <w:rPr>
+          <w:vertAlign w:val="superscript"/>
+        </w:rPr>
+        <w:t>μ</w:t>
+      </w:r>
+      <w:r>
+        <w:rPr>
+          <w:vertAlign w:val="subscript"/>
+        </w:rPr>
+        <w:t>ν</w:t>
+      </w:r>
+      <w:r>
+        <w:t xml:space="preserve"> + ω</w:t>
+      </w:r>
+      <w:r>
+        <w:rPr>
+          <w:vertAlign w:val="superscript"/>
+        </w:rPr>
+        <w:t>μ</w:t>
+      </w:r>
+      <w:r>
+        <w:rPr>
+          <w:vertAlign w:val="subscript"/>
+        </w:rPr>
+        <w:t>ν</w:t>
+      </w:r>
+      <w:r>
+        <w:t xml:space="preserve"> with ω small. Inserting this into ΛᵀgΛ = g and keeping first-order terms gives ωᵀg + gω = 0, which in components reads</w:t>
       </w:r>
     </w:p>
     <w:p>
@@ -1517,7 +2243,34 @@
     </w:p>
     <w:p>
       <w:r>
-        <w:t>so ω_(μν) is antisymmetric. An antisymmetric 4 × 4 array has six independent components (Lesson 4, Worked example 4). The three components ω_(ij) generate rotations and the three components ω_(0i) generate boosts. The total number of parameters of the Poincare group is 4 + 6 = 10.</w:t>
+        <w:t>so ω</w:t>
+      </w:r>
+      <w:r>
+        <w:rPr>
+          <w:vertAlign w:val="subscript"/>
+        </w:rPr>
+        <w:t>μν</w:t>
+      </w:r>
+      <w:r>
+        <w:t xml:space="preserve"> is antisymmetric. An antisymmetric 4 × 4 array has six independent components (Lesson 4, Worked example 4). The three components ω</w:t>
+      </w:r>
+      <w:r>
+        <w:rPr>
+          <w:vertAlign w:val="subscript"/>
+        </w:rPr>
+        <w:t>ij</w:t>
+      </w:r>
+      <w:r>
+        <w:t xml:space="preserve"> generate rotations and the three components ω</w:t>
+      </w:r>
+      <w:r>
+        <w:rPr>
+          <w:vertAlign w:val="subscript"/>
+        </w:rPr>
+        <w:t>0i</w:t>
+      </w:r>
+      <w:r>
+        <w:t xml:space="preserve"> generate boosts. The total number of parameters of the Poincare group is 4 + 6 = 10.</w:t>
       </w:r>
     </w:p>
     <w:p>
@@ -1863,7 +2616,34 @@
     </w:p>
     <w:p>
       <w:r>
-        <w:t>The generators of rotations J_i, boosts K_i, and translations (H, P_i) obey a closed set of commutation relations, which in one standard convention are</w:t>
+        <w:t>The generators of rotations J</w:t>
+      </w:r>
+      <w:r>
+        <w:rPr>
+          <w:vertAlign w:val="subscript"/>
+        </w:rPr>
+        <w:t>i</w:t>
+      </w:r>
+      <w:r>
+        <w:t>, boosts K</w:t>
+      </w:r>
+      <w:r>
+        <w:rPr>
+          <w:vertAlign w:val="subscript"/>
+        </w:rPr>
+        <w:t>i</w:t>
+      </w:r>
+      <w:r>
+        <w:t>, and translations (H, P</w:t>
+      </w:r>
+      <w:r>
+        <w:rPr>
+          <w:vertAlign w:val="subscript"/>
+        </w:rPr>
+        <w:t>i</w:t>
+      </w:r>
+      <w:r>
+        <w:t>) obey a closed set of commutation relations, which in one standard convention are</w:t>
       </w:r>
     </w:p>
     <w:p>
@@ -2361,7 +3141,241 @@
     </w:p>
     <w:p>
       <w:r>
-        <w:t>Verify that two boosts in perpendicular directions produce a rotation. Let B_x have the only nonzero entries (B_x)⁰₁ = (B_x)¹₀ = 1 and B_y the only nonzero entries (B_y)⁰₂ = (B_y)²₀ = 1, so that small boosts are 1 − βB_x and 1 − β′B_y. The product B_xB_y has a single nonzero entry (B_xB_y)¹₂ = (B_x)¹₀(B_y)⁰₂ = 1, and B_yB_x has a single nonzero entry (B_yB_x)²₁ = 1. So [B_x, B_y] has entries +1 at (1, 2) and −1 at (2, 1), which is proportional to the rotation generator about z found in Worked example 2. The group commutator of the two boosts, 1 + ββ′[B_x, B_y], is therefore a rotation about z by an angle of magnitude ββ′. This is the Thomas rotation, and it is the content of the relation [K_i, K_j] = −iε_(ijk)J_k of Section 4.4.</w:t>
+        <w:t>Verify that two boosts in perpendicular directions produce a rotation. Let B</w:t>
+      </w:r>
+      <w:r>
+        <w:rPr>
+          <w:vertAlign w:val="subscript"/>
+        </w:rPr>
+        <w:t>x</w:t>
+      </w:r>
+      <w:r>
+        <w:t xml:space="preserve"> have the only nonzero entries (B</w:t>
+      </w:r>
+      <w:r>
+        <w:rPr>
+          <w:vertAlign w:val="subscript"/>
+        </w:rPr>
+        <w:t>x</w:t>
+      </w:r>
+      <w:r>
+        <w:t>)⁰₁ = (B</w:t>
+      </w:r>
+      <w:r>
+        <w:rPr>
+          <w:vertAlign w:val="subscript"/>
+        </w:rPr>
+        <w:t>x</w:t>
+      </w:r>
+      <w:r>
+        <w:t>)¹₀ = 1 and B</w:t>
+      </w:r>
+      <w:r>
+        <w:rPr>
+          <w:vertAlign w:val="subscript"/>
+        </w:rPr>
+        <w:t>y</w:t>
+      </w:r>
+      <w:r>
+        <w:t xml:space="preserve"> the only nonzero entries (B</w:t>
+      </w:r>
+      <w:r>
+        <w:rPr>
+          <w:vertAlign w:val="subscript"/>
+        </w:rPr>
+        <w:t>y</w:t>
+      </w:r>
+      <w:r>
+        <w:t>)⁰₂ = (B</w:t>
+      </w:r>
+      <w:r>
+        <w:rPr>
+          <w:vertAlign w:val="subscript"/>
+        </w:rPr>
+        <w:t>y</w:t>
+      </w:r>
+      <w:r>
+        <w:t>)²₀ = 1, so that small boosts are 1 − βB</w:t>
+      </w:r>
+      <w:r>
+        <w:rPr>
+          <w:vertAlign w:val="subscript"/>
+        </w:rPr>
+        <w:t>x</w:t>
+      </w:r>
+      <w:r>
+        <w:t xml:space="preserve"> and 1 − β′B</w:t>
+      </w:r>
+      <w:r>
+        <w:rPr>
+          <w:vertAlign w:val="subscript"/>
+        </w:rPr>
+        <w:t>y</w:t>
+      </w:r>
+      <w:r>
+        <w:t>. The product B</w:t>
+      </w:r>
+      <w:r>
+        <w:rPr>
+          <w:vertAlign w:val="subscript"/>
+        </w:rPr>
+        <w:t>x</w:t>
+      </w:r>
+      <w:r>
+        <w:t>B</w:t>
+      </w:r>
+      <w:r>
+        <w:rPr>
+          <w:vertAlign w:val="subscript"/>
+        </w:rPr>
+        <w:t>y</w:t>
+      </w:r>
+      <w:r>
+        <w:t xml:space="preserve"> has a single nonzero entry (B</w:t>
+      </w:r>
+      <w:r>
+        <w:rPr>
+          <w:vertAlign w:val="subscript"/>
+        </w:rPr>
+        <w:t>x</w:t>
+      </w:r>
+      <w:r>
+        <w:t>B</w:t>
+      </w:r>
+      <w:r>
+        <w:rPr>
+          <w:vertAlign w:val="subscript"/>
+        </w:rPr>
+        <w:t>y</w:t>
+      </w:r>
+      <w:r>
+        <w:t>)¹₂ = (B</w:t>
+      </w:r>
+      <w:r>
+        <w:rPr>
+          <w:vertAlign w:val="subscript"/>
+        </w:rPr>
+        <w:t>x</w:t>
+      </w:r>
+      <w:r>
+        <w:t>)¹₀(B</w:t>
+      </w:r>
+      <w:r>
+        <w:rPr>
+          <w:vertAlign w:val="subscript"/>
+        </w:rPr>
+        <w:t>y</w:t>
+      </w:r>
+      <w:r>
+        <w:t>)⁰₂ = 1, and B</w:t>
+      </w:r>
+      <w:r>
+        <w:rPr>
+          <w:vertAlign w:val="subscript"/>
+        </w:rPr>
+        <w:t>y</w:t>
+      </w:r>
+      <w:r>
+        <w:t>B</w:t>
+      </w:r>
+      <w:r>
+        <w:rPr>
+          <w:vertAlign w:val="subscript"/>
+        </w:rPr>
+        <w:t>x</w:t>
+      </w:r>
+      <w:r>
+        <w:t xml:space="preserve"> has a single nonzero entry (B</w:t>
+      </w:r>
+      <w:r>
+        <w:rPr>
+          <w:vertAlign w:val="subscript"/>
+        </w:rPr>
+        <w:t>y</w:t>
+      </w:r>
+      <w:r>
+        <w:t>B</w:t>
+      </w:r>
+      <w:r>
+        <w:rPr>
+          <w:vertAlign w:val="subscript"/>
+        </w:rPr>
+        <w:t>x</w:t>
+      </w:r>
+      <w:r>
+        <w:t>)²₁ = 1. So [B</w:t>
+      </w:r>
+      <w:r>
+        <w:rPr>
+          <w:vertAlign w:val="subscript"/>
+        </w:rPr>
+        <w:t>x</w:t>
+      </w:r>
+      <w:r>
+        <w:t>, B</w:t>
+      </w:r>
+      <w:r>
+        <w:rPr>
+          <w:vertAlign w:val="subscript"/>
+        </w:rPr>
+        <w:t>y</w:t>
+      </w:r>
+      <w:r>
+        <w:t>] has entries +1 at (1, 2) and −1 at (2, 1), which is proportional to the rotation generator about z found in Worked example 2. The group commutator of the two boosts, 1 + ββ′[B</w:t>
+      </w:r>
+      <w:r>
+        <w:rPr>
+          <w:vertAlign w:val="subscript"/>
+        </w:rPr>
+        <w:t>x</w:t>
+      </w:r>
+      <w:r>
+        <w:t>, B</w:t>
+      </w:r>
+      <w:r>
+        <w:rPr>
+          <w:vertAlign w:val="subscript"/>
+        </w:rPr>
+        <w:t>y</w:t>
+      </w:r>
+      <w:r>
+        <w:t>], is therefore a rotation about z by an angle of magnitude ββ′. This is the Thomas rotation, and it is the content of the relation [K</w:t>
+      </w:r>
+      <w:r>
+        <w:rPr>
+          <w:vertAlign w:val="subscript"/>
+        </w:rPr>
+        <w:t>i</w:t>
+      </w:r>
+      <w:r>
+        <w:t>, K</w:t>
+      </w:r>
+      <w:r>
+        <w:rPr>
+          <w:vertAlign w:val="subscript"/>
+        </w:rPr>
+        <w:t>j</w:t>
+      </w:r>
+      <w:r>
+        <w:t>] = −iε</w:t>
+      </w:r>
+      <w:r>
+        <w:rPr>
+          <w:vertAlign w:val="subscript"/>
+        </w:rPr>
+        <w:t>ijk</w:t>
+      </w:r>
+      <w:r>
+        <w:t>J</w:t>
+      </w:r>
+      <w:r>
+        <w:rPr>
+          <w:vertAlign w:val="subscript"/>
+        </w:rPr>
+        <w:t>k</w:t>
+      </w:r>
+      <w:r>
+        <w:t xml:space="preserve"> of Section 4.4.</w:t>
       </w:r>
     </w:p>
     <w:p>
@@ -2374,7 +3388,43 @@
     </w:p>
     <w:p>
       <w:r>
-        <w:t>A field is a set of components that transform among themselves under the symmetry, which is to say a representation of the group. Under the Lorentz group a scalar transforms trivially, φ′(x′) = φ(x); the four-potential transforms with the matrix Λ; and a spinor transforms with a 4 × 4 matrix S(Λ) built from the spin tensor σ^(μν) = (i/2)[γ^μ, γ^ν] of Lesson 22, Section 3. For a rotation by angle θ about z, S = e^(−iθΣ_z/2), the spin one-half rotation of Lesson 15, Exercise 13, and a rotation through 2π gives S = −1 (Exercise 11), the sign change of half-integer angular momentum noted in Lesson 14, Exercise 15. That a spinor changes sign under a 2π rotation is not a defect: it is a consequence of representing the rotation group on spin one-half objects, and it shows up experimentally in neutron interferometry.</w:t>
+        <w:t>A field is a set of components that transform among themselves under the symmetry, which is to say a representation of the group. Under the Lorentz group a scalar transforms trivially, φ′(x′) = φ(x); the four-potential transforms with the matrix Λ; and a spinor transforms with a 4 × 4 matrix S(Λ) built from the spin tensor σ</w:t>
+      </w:r>
+      <w:r>
+        <w:rPr>
+          <w:vertAlign w:val="superscript"/>
+        </w:rPr>
+        <w:t>μν</w:t>
+      </w:r>
+      <w:r>
+        <w:t xml:space="preserve"> = (i/2)[γ</w:t>
+      </w:r>
+      <w:r>
+        <w:rPr>
+          <w:vertAlign w:val="superscript"/>
+        </w:rPr>
+        <w:t>μ</w:t>
+      </w:r>
+      <w:r>
+        <w:t>, γ</w:t>
+      </w:r>
+      <w:r>
+        <w:rPr>
+          <w:vertAlign w:val="superscript"/>
+        </w:rPr>
+        <w:t>ν</w:t>
+      </w:r>
+      <w:r>
+        <w:t>] of Lesson 22, Section 3. For a rotation by angle θ about z, S = e</w:t>
+      </w:r>
+      <w:r>
+        <w:rPr>
+          <w:vertAlign w:val="superscript"/>
+        </w:rPr>
+        <w:t>−iθΣ_z/2</w:t>
+      </w:r>
+      <w:r>
+        <w:t>, the spin one-half rotation of Lesson 15, Exercise 13, and a rotation through 2π gives S = −1 (Exercise 11), the sign change of half-integer angular momentum noted in Lesson 14, Exercise 15. That a spinor changes sign under a 2π rotation is not a defect: it is a consequence of representing the rotation group on spin one-half objects, and it shows up experimentally in neutron interferometry.</w:t>
       </w:r>
     </w:p>
     <w:p>
@@ -2395,7 +3445,16 @@
     </w:p>
     <w:p>
       <w:r>
-        <w:t>Under the U(1) symmetry a field of charge q transforms as φ → e^(iqα)φ, and its conjugate φ* carries charge −q. A product of fields transforms with the product of the phases, so its total charge is the sum of the charges of its factors. A term in the Lagrangian density is invariant under the U(1) if and only if its total charge is zero. This charge rule is the practical form of the symmetry: it tells, without any calculation, which terms may appear.</w:t>
+        <w:t>Under the U(1) symmetry a field of charge q transforms as φ → e</w:t>
+      </w:r>
+      <w:r>
+        <w:rPr>
+          <w:vertAlign w:val="superscript"/>
+        </w:rPr>
+        <w:t>iqα</w:t>
+      </w:r>
+      <w:r>
+        <w:t>φ, and its conjugate φ* carries charge −q. A product of fields transforms with the product of the phases, so its total charge is the sum of the charges of its factors. A term in the Lagrangian density is invariant under the U(1) if and only if its total charge is zero. This charge rule is the practical form of the symmetry: it tells, without any calculation, which terms may appear.</w:t>
       </w:r>
     </w:p>
     <w:p>
@@ -2720,7 +3779,25 @@
           </w:tcPr>
           <w:p>
             <w:r>
-              <w:t>ψ̄γ^μψ A_μ with A neutral</w:t>
+              <w:t>ψ̄γ</w:t>
+            </w:r>
+            <w:r>
+              <w:rPr>
+                <w:vertAlign w:val="superscript"/>
+              </w:rPr>
+              <w:t>μ</w:t>
+            </w:r>
+            <w:r>
+              <w:t>ψ A</w:t>
+            </w:r>
+            <w:r>
+              <w:rPr>
+                <w:vertAlign w:val="subscript"/>
+              </w:rPr>
+              <w:t>μ</w:t>
+            </w:r>
+            <w:r>
+              <w:t xml:space="preserve"> with A neutral</w:t>
             </w:r>
           </w:p>
         </w:tc>
@@ -2818,7 +3895,43 @@
     </w:tbl>
     <w:p>
       <w:r>
-        <w:t>Two conclusions follow. The photon field A_μ must be neutral, since it appears alone in F_μν and the interaction ψ̄γ^μψA_μ must have total charge zero for any charge of ψ. And the U(1) that survives in QED is unbroken by any of the terms in the Lagrangian density, since each has total charge zero, so its Noether charge is conserved.</w:t>
+        <w:t>Two conclusions follow. The photon field A</w:t>
+      </w:r>
+      <w:r>
+        <w:rPr>
+          <w:vertAlign w:val="subscript"/>
+        </w:rPr>
+        <w:t>μ</w:t>
+      </w:r>
+      <w:r>
+        <w:t xml:space="preserve"> must be neutral, since it appears alone in F</w:t>
+      </w:r>
+      <w:r>
+        <w:rPr>
+          <w:vertAlign w:val="subscript"/>
+        </w:rPr>
+        <w:t>μν</w:t>
+      </w:r>
+      <w:r>
+        <w:t xml:space="preserve"> and the interaction ψ̄γ</w:t>
+      </w:r>
+      <w:r>
+        <w:rPr>
+          <w:vertAlign w:val="superscript"/>
+        </w:rPr>
+        <w:t>μ</w:t>
+      </w:r>
+      <w:r>
+        <w:t>ψA</w:t>
+      </w:r>
+      <w:r>
+        <w:rPr>
+          <w:vertAlign w:val="subscript"/>
+        </w:rPr>
+        <w:t>μ</w:t>
+      </w:r>
+      <w:r>
+        <w:t xml:space="preserve"> must have total charge zero for any charge of ψ. And the U(1) that survives in QED is unbroken by any of the terms in the Lagrangian density, since each has total charge zero, so its Noether charge is conserved.</w:t>
       </w:r>
     </w:p>
     <w:p>
@@ -2832,7 +3945,34 @@
     </w:p>
     <w:p>
       <w:r>
-        <w:t>Two scalar fields φ₁ and φ₂ carry charges 1 and 2. The cubic term φ₁²φ₂* has charge 2 − 2 = 0 and is allowed. Under a phase rotation of φ₁ alone, φ₁²φ₂* changes by e^(2iα), so rotating the fields separately is not a symmetry of a theory containing this term. Only the combined transformation, φ₁ → e^(iα)φ₁ and φ₂ → e^(2iα)φ₂, is. By Noether's theorem the conserved charge is the weighted sum Q = Q₁ + 2Q₂ of the two free charges, not each separately (Exercise 10). The example shows that adding an interaction can reduce a symmetry, and that the charges of the fields fix what survives.</w:t>
+        <w:t>Two scalar fields φ₁ and φ₂ carry charges 1 and 2. The cubic term φ₁²φ₂* has charge 2 − 2 = 0 and is allowed. Under a phase rotation of φ₁ alone, φ₁²φ₂* changes by e</w:t>
+      </w:r>
+      <w:r>
+        <w:rPr>
+          <w:vertAlign w:val="superscript"/>
+        </w:rPr>
+        <w:t>2iα</w:t>
+      </w:r>
+      <w:r>
+        <w:t>, so rotating the fields separately is not a symmetry of a theory containing this term. Only the combined transformation, φ₁ → e</w:t>
+      </w:r>
+      <w:r>
+        <w:rPr>
+          <w:vertAlign w:val="superscript"/>
+        </w:rPr>
+        <w:t>iα</w:t>
+      </w:r>
+      <w:r>
+        <w:t>φ₁ and φ₂ → e</w:t>
+      </w:r>
+      <w:r>
+        <w:rPr>
+          <w:vertAlign w:val="superscript"/>
+        </w:rPr>
+        <w:t>2iα</w:t>
+      </w:r>
+      <w:r>
+        <w:t>φ₂, is. By Noether's theorem the conserved charge is the weighted sum Q = Q₁ + 2Q₂ of the two free charges, not each separately (Exercise 10). The example shows that adding an interaction can reduce a symmetry, and that the charges of the fields fix what survives.</w:t>
       </w:r>
     </w:p>
     <w:p>
@@ -2845,7 +3985,70 @@
     </w:p>
     <w:p>
       <w:r>
-        <w:t>The Dirac Lagrangian density has another continuous symmetry when the mass is zero. Under ψ → e^(iβγ⁵)ψ, ψ̄ → ψ̄e^(iβγ⁵) the kinetic term ψ̄iγ^μ∂_μψ is invariant, because γ⁵ anticommutes with each γ^μ (Lesson 21, Section 4.2), but the mass term becomes ψ̄e^(2iβγ⁵)ψ, which is not equal to ψ̄ψ. This chiral symmetry is therefore a symmetry only for m = 0, and its current, the axial current ψ̄γ^μγ⁵ψ, has divergence proportional to the mass (Exercise 16). A mass term breaks it explicitly, in the way a mass broke the shift symmetry of the scalar in Lesson 28, Section 4.1. The vector U(1) of Lesson 28 is unaffected by the mass and stays exact.</w:t>
+        <w:t>The Dirac Lagrangian density has another continuous symmetry when the mass is zero. Under ψ → e</w:t>
+      </w:r>
+      <w:r>
+        <w:rPr>
+          <w:vertAlign w:val="superscript"/>
+        </w:rPr>
+        <w:t>iβγ⁵</w:t>
+      </w:r>
+      <w:r>
+        <w:t>ψ, ψ̄ → ψ̄e</w:t>
+      </w:r>
+      <w:r>
+        <w:rPr>
+          <w:vertAlign w:val="superscript"/>
+        </w:rPr>
+        <w:t>iβγ⁵</w:t>
+      </w:r>
+      <w:r>
+        <w:t xml:space="preserve"> the kinetic term ψ̄iγ</w:t>
+      </w:r>
+      <w:r>
+        <w:rPr>
+          <w:vertAlign w:val="superscript"/>
+        </w:rPr>
+        <w:t>μ</w:t>
+      </w:r>
+      <w:r>
+        <w:t>∂</w:t>
+      </w:r>
+      <w:r>
+        <w:rPr>
+          <w:vertAlign w:val="subscript"/>
+        </w:rPr>
+        <w:t>μ</w:t>
+      </w:r>
+      <w:r>
+        <w:t>ψ is invariant, because γ⁵ anticommutes with each γ</w:t>
+      </w:r>
+      <w:r>
+        <w:rPr>
+          <w:vertAlign w:val="superscript"/>
+        </w:rPr>
+        <w:t>μ</w:t>
+      </w:r>
+      <w:r>
+        <w:t xml:space="preserve"> (Lesson 21, Section 4.2), but the mass term becomes ψ̄e</w:t>
+      </w:r>
+      <w:r>
+        <w:rPr>
+          <w:vertAlign w:val="superscript"/>
+        </w:rPr>
+        <w:t>2iβγ⁵</w:t>
+      </w:r>
+      <w:r>
+        <w:t>ψ, which is not equal to ψ̄ψ. This chiral symmetry is therefore a symmetry only for m = 0, and its current, the axial current ψ̄γ</w:t>
+      </w:r>
+      <w:r>
+        <w:rPr>
+          <w:vertAlign w:val="superscript"/>
+        </w:rPr>
+        <w:t>μ</w:t>
+      </w:r>
+      <w:r>
+        <w:t>γ⁵ψ, has divergence proportional to the mass (Exercise 16). A mass term breaks it explicitly, in the way a mass broke the shift symmetry of the scalar in Lesson 28, Section 4.1. The vector U(1) of Lesson 28 is unaffected by the mass and stays exact.</w:t>
       </w:r>
     </w:p>
     <w:p>
@@ -2858,7 +4061,25 @@
     </w:p>
     <w:p>
       <w:r>
-        <w:t>The Poincare algebra of Section 4.4 has two invariants, one built from the four-momentum, P^μP_μ, whose value is the mass squared, and one built from the angular momentum, whose value is the spin. It can be shown (a result of Wigner, not proved in this course) that the irreducible representations of the Poincare group are labeled by these two numbers. This is why every elementary particle is characterized by a mass and a spin, and it is the sense in which the particles of QED are determined by symmetry: an electron is the smallest representation with mass m and spin one half, and the photon the representation with zero mass and helicity ±1 (Lesson 38).</w:t>
+        <w:t>The Poincare algebra of Section 4.4 has two invariants, one built from the four-momentum, P</w:t>
+      </w:r>
+      <w:r>
+        <w:rPr>
+          <w:vertAlign w:val="superscript"/>
+        </w:rPr>
+        <w:t>μ</w:t>
+      </w:r>
+      <w:r>
+        <w:t>P</w:t>
+      </w:r>
+      <w:r>
+        <w:rPr>
+          <w:vertAlign w:val="subscript"/>
+        </w:rPr>
+        <w:t>μ</w:t>
+      </w:r>
+      <w:r>
+        <w:t>, whose value is the mass squared, and one built from the angular momentum, whose value is the spin. It can be shown (a result of Wigner, not proved in this course) that the irreducible representations of the Poincare group are labeled by these two numbers. This is why every elementary particle is characterized by a mass and a spin, and it is the sense in which the particles of QED are determined by symmetry: an electron is the smallest representation with mass m and spin one half, and the photon the representation with zero mass and helicity ±1 (Lesson 38).</w:t>
       </w:r>
     </w:p>
     <w:p>
@@ -2959,7 +4180,16 @@
           </w:tcPr>
           <w:p>
             <w:r>
-              <w:t>Finite phase rotations e^(iqα) of the electron field (Lesson 31)</w:t>
+              <w:t>Finite phase rotations e</w:t>
+            </w:r>
+            <w:r>
+              <w:rPr>
+                <w:vertAlign w:val="superscript"/>
+              </w:rPr>
+              <w:t>iqα</w:t>
+            </w:r>
+            <w:r>
+              <w:t xml:space="preserve"> of the electron field (Lesson 31)</w:t>
             </w:r>
           </w:p>
         </w:tc>
@@ -2979,7 +4209,31 @@
           </w:tcPr>
           <w:p>
             <w:r>
-              <w:t>Closure of generators, [T_a, T_b] = if T_c</w:t>
+              <w:t>Closure of generators, [T</w:t>
+            </w:r>
+            <w:r>
+              <w:rPr>
+                <w:vertAlign w:val="subscript"/>
+              </w:rPr>
+              <w:t>a</w:t>
+            </w:r>
+            <w:r>
+              <w:t>, T</w:t>
+            </w:r>
+            <w:r>
+              <w:rPr>
+                <w:vertAlign w:val="subscript"/>
+              </w:rPr>
+              <w:t>b</w:t>
+            </w:r>
+            <w:r>
+              <w:t>] = if T</w:t>
+            </w:r>
+            <w:r>
+              <w:rPr>
+                <w:vertAlign w:val="subscript"/>
+              </w:rPr>
+              <w:t>c</w:t>
             </w:r>
           </w:p>
         </w:tc>
@@ -3181,7 +4435,43 @@
           </w:tcPr>
           <w:p>
             <w:r>
-              <w:t>Restricts the QED Lagrangian to ψ̄γ^μψA_μ and forbids terms such as A_μA^μ (Lessons 40 and 42)</w:t>
+              <w:t>Restricts the QED Lagrangian to ψ̄γ</w:t>
+            </w:r>
+            <w:r>
+              <w:rPr>
+                <w:vertAlign w:val="superscript"/>
+              </w:rPr>
+              <w:t>μ</w:t>
+            </w:r>
+            <w:r>
+              <w:t>ψA</w:t>
+            </w:r>
+            <w:r>
+              <w:rPr>
+                <w:vertAlign w:val="subscript"/>
+              </w:rPr>
+              <w:t>μ</w:t>
+            </w:r>
+            <w:r>
+              <w:t xml:space="preserve"> and forbids terms such as A</w:t>
+            </w:r>
+            <w:r>
+              <w:rPr>
+                <w:vertAlign w:val="subscript"/>
+              </w:rPr>
+              <w:t>μ</w:t>
+            </w:r>
+            <w:r>
+              <w:t>A</w:t>
+            </w:r>
+            <w:r>
+              <w:rPr>
+                <w:vertAlign w:val="superscript"/>
+              </w:rPr>
+              <w:t>μ</w:t>
+            </w:r>
+            <w:r>
+              <w:t xml:space="preserve"> (Lessons 40 and 42)</w:t>
             </w:r>
           </w:p>
         </w:tc>
@@ -3283,7 +4573,25 @@
         </w:numPr>
       </w:pPr>
       <w:r>
-        <w:t>Symmetry transformations form a group; a continuous group has generators T_a, with g = e^(iε^aT_a) for a finite transformation.</w:t>
+        <w:t>Symmetry transformations form a group; a continuous group has generators T</w:t>
+      </w:r>
+      <w:r>
+        <w:rPr>
+          <w:vertAlign w:val="subscript"/>
+        </w:rPr>
+        <w:t>a</w:t>
+      </w:r>
+      <w:r>
+        <w:t>, with g = e</w:t>
+      </w:r>
+      <w:r>
+        <w:rPr>
+          <w:vertAlign w:val="superscript"/>
+        </w:rPr>
+        <w:t>iεᵃTₐ</w:t>
+      </w:r>
+      <w:r>
+        <w:t xml:space="preserve"> for a finite transformation.</w:t>
       </w:r>
     </w:p>
     <w:p>
@@ -3295,7 +4603,58 @@
         </w:numPr>
       </w:pPr>
       <w:r>
-        <w:t>Closure of the group implies [T_a, T_b] = if_(ab)^cT_c; U(1) is abelian and rotations have f = ε_(ijk).</w:t>
+        <w:t>Closure of the group implies [T</w:t>
+      </w:r>
+      <w:r>
+        <w:rPr>
+          <w:vertAlign w:val="subscript"/>
+        </w:rPr>
+        <w:t>a</w:t>
+      </w:r>
+      <w:r>
+        <w:t>, T</w:t>
+      </w:r>
+      <w:r>
+        <w:rPr>
+          <w:vertAlign w:val="subscript"/>
+        </w:rPr>
+        <w:t>b</w:t>
+      </w:r>
+      <w:r>
+        <w:t>] = if</w:t>
+      </w:r>
+      <w:r>
+        <w:rPr>
+          <w:vertAlign w:val="subscript"/>
+        </w:rPr>
+        <w:t>ab</w:t>
+      </w:r>
+      <w:r>
+        <w:rPr>
+          <w:vertAlign w:val="superscript"/>
+        </w:rPr>
+        <w:t>c</w:t>
+      </w:r>
+      <w:r>
+        <w:t>T</w:t>
+      </w:r>
+      <w:r>
+        <w:rPr>
+          <w:vertAlign w:val="subscript"/>
+        </w:rPr>
+        <w:t>c</w:t>
+      </w:r>
+      <w:r>
+        <w:t>; U(1) is abelian and rotations have f = ε</w:t>
+      </w:r>
+      <w:r>
+        <w:rPr>
+          <w:vertAlign w:val="subscript"/>
+        </w:rPr>
+        <w:t>ijk</w:t>
+      </w:r>
+      <w:r>
+        <w:t>.</w:t>
       </w:r>
     </w:p>
     <w:p>
@@ -3319,7 +4678,16 @@
         </w:numPr>
       </w:pPr>
       <w:r>
-        <w:t>Infinitesimal Lorentz transformations have ω_(μν) antisymmetric, with six parameters; with four translations the Poincare group has ten.</w:t>
+        <w:t>Infinitesimal Lorentz transformations have ω</w:t>
+      </w:r>
+      <w:r>
+        <w:rPr>
+          <w:vertAlign w:val="subscript"/>
+        </w:rPr>
+        <w:t>μν</w:t>
+      </w:r>
+      <w:r>
+        <w:t xml:space="preserve"> antisymmetric, with six parameters; with four translations the Poincare group has ten.</w:t>
       </w:r>
     </w:p>
     <w:p>
@@ -3468,7 +4836,31 @@
           </w:tcPr>
           <w:p>
             <w:r>
-              <w:t>Show that (1 + iαQ/N)^N → e^(iαQ) as N → ∞, and that the U(1) transformations satisfy U(α₁)U(α₂) = U(α₁ + α₂).</w:t>
+              <w:rPr>
+                <w:b/>
+              </w:rPr>
+              <w:t>Core.</w:t>
+            </w:r>
+            <w:r>
+              <w:t xml:space="preserve"> Show that (1 + iαQ/N)</w:t>
+            </w:r>
+            <w:r>
+              <w:rPr>
+                <w:vertAlign w:val="superscript"/>
+              </w:rPr>
+              <w:t>N</w:t>
+            </w:r>
+            <w:r>
+              <w:t xml:space="preserve"> → e</w:t>
+            </w:r>
+            <w:r>
+              <w:rPr>
+                <w:vertAlign w:val="superscript"/>
+              </w:rPr>
+              <w:t>iαQ</w:t>
+            </w:r>
+            <w:r>
+              <w:t xml:space="preserve"> as N → ∞, and that the U(1) transformations satisfy U(α₁)U(α₂) = U(α₁ + α₂).</w:t>
             </w:r>
           </w:p>
         </w:tc>
@@ -3506,7 +4898,49 @@
           </w:tcPr>
           <w:p>
             <w:r>
-              <w:t>For small operators A and B, expand the four exponentials in e^Ae^Be^(−A)e^(−B) to second order and show that the result is 1 + [A, B].</w:t>
+              <w:rPr>
+                <w:b/>
+              </w:rPr>
+              <w:t>Extension.</w:t>
+            </w:r>
+            <w:r>
+              <w:t xml:space="preserve"> For small operators A and B, expand the four exponentials in e</w:t>
+            </w:r>
+            <w:r>
+              <w:rPr>
+                <w:vertAlign w:val="superscript"/>
+              </w:rPr>
+              <w:t>A</w:t>
+            </w:r>
+            <w:r>
+              <w:t>e</w:t>
+            </w:r>
+            <w:r>
+              <w:rPr>
+                <w:vertAlign w:val="superscript"/>
+              </w:rPr>
+              <w:t>B</w:t>
+            </w:r>
+            <w:r>
+              <w:t>e</w:t>
+            </w:r>
+            <w:r>
+              <w:rPr>
+                <w:vertAlign w:val="superscript"/>
+              </w:rPr>
+              <w:t>−A</w:t>
+            </w:r>
+            <w:r>
+              <w:t>e</w:t>
+            </w:r>
+            <w:r>
+              <w:rPr>
+                <w:vertAlign w:val="superscript"/>
+              </w:rPr>
+              <w:t>−B</w:t>
+            </w:r>
+            <w:r>
+              <w:t xml:space="preserve"> to second order and show that the result is 1 + [A, B].</w:t>
             </w:r>
           </w:p>
         </w:tc>
@@ -3542,7 +4976,31 @@
           </w:tcPr>
           <w:p>
             <w:r>
-              <w:t>Show that the condition ΛᵀgΛ = g, with Λ = 1 + ω, implies ω_(μν) + ω_(νμ) = 0, count the independent components, and state which are rotations and which are boosts.</w:t>
+              <w:rPr>
+                <w:b/>
+              </w:rPr>
+              <w:t>Core.</w:t>
+            </w:r>
+            <w:r>
+              <w:t xml:space="preserve"> Show that the condition ΛᵀgΛ = g, with Λ = 1 + ω, implies ω</w:t>
+            </w:r>
+            <w:r>
+              <w:rPr>
+                <w:vertAlign w:val="subscript"/>
+              </w:rPr>
+              <w:t>μν</w:t>
+            </w:r>
+            <w:r>
+              <w:t xml:space="preserve"> + ω</w:t>
+            </w:r>
+            <w:r>
+              <w:rPr>
+                <w:vertAlign w:val="subscript"/>
+              </w:rPr>
+              <w:t>νμ</w:t>
+            </w:r>
+            <w:r>
+              <w:t xml:space="preserve"> = 0, count the independent components, and state which are rotations and which are boosts.</w:t>
             </w:r>
           </w:p>
         </w:tc>
@@ -3580,7 +5038,22 @@
           </w:tcPr>
           <w:p>
             <w:r>
-              <w:t>Verify the antisymmetry of ω_(μν) for a small rotation about y by angle θ and for a small boost along z with velocity β, taking x′ = x + θz, z′ = z − θx for the rotation and t′ = t − βz, z′ = z − βt for the boost.</w:t>
+              <w:rPr>
+                <w:b/>
+              </w:rPr>
+              <w:t>Core.</w:t>
+            </w:r>
+            <w:r>
+              <w:t xml:space="preserve"> Verify the antisymmetry of ω</w:t>
+            </w:r>
+            <w:r>
+              <w:rPr>
+                <w:vertAlign w:val="subscript"/>
+              </w:rPr>
+              <w:t>μν</w:t>
+            </w:r>
+            <w:r>
+              <w:t xml:space="preserve"> for a small rotation about y by angle θ and for a small boost along z with velocity β, taking x′ = x + θz, z′ = z − θx for the rotation and t′ = t − βz, z′ = z − βt for the boost.</w:t>
             </w:r>
           </w:p>
         </w:tc>
@@ -3616,7 +5089,13 @@
           </w:tcPr>
           <w:p>
             <w:r>
-              <w:t>List the ten conserved quantities of the Poincare group and state the symmetry that gives each.</w:t>
+              <w:rPr>
+                <w:b/>
+              </w:rPr>
+              <w:t>Core.</w:t>
+            </w:r>
+            <w:r>
+              <w:t xml:space="preserve"> List the ten conserved quantities of the Poincare group and state the symmetry that gives each.</w:t>
             </w:r>
           </w:p>
         </w:tc>
@@ -3654,7 +5133,94 @@
           </w:tcPr>
           <w:p>
             <w:r>
-              <w:t>Verify [σ_i/2, σ_j/2] = iε_(ijk)σ_k/2 using σ_iσ_j = δ_(ij) + iε_(ijk)σ_k from Lesson 1 and identify the structure constants.</w:t>
+              <w:rPr>
+                <w:b/>
+              </w:rPr>
+              <w:t>Core.</w:t>
+            </w:r>
+            <w:r>
+              <w:t xml:space="preserve"> Verify [σ</w:t>
+            </w:r>
+            <w:r>
+              <w:rPr>
+                <w:vertAlign w:val="subscript"/>
+              </w:rPr>
+              <w:t>i</w:t>
+            </w:r>
+            <w:r>
+              <w:t>/2, σ</w:t>
+            </w:r>
+            <w:r>
+              <w:rPr>
+                <w:vertAlign w:val="subscript"/>
+              </w:rPr>
+              <w:t>j</w:t>
+            </w:r>
+            <w:r>
+              <w:t>/2] = iε</w:t>
+            </w:r>
+            <w:r>
+              <w:rPr>
+                <w:vertAlign w:val="subscript"/>
+              </w:rPr>
+              <w:t>ijk</w:t>
+            </w:r>
+            <w:r>
+              <w:t>σ</w:t>
+            </w:r>
+            <w:r>
+              <w:rPr>
+                <w:vertAlign w:val="subscript"/>
+              </w:rPr>
+              <w:t>k</w:t>
+            </w:r>
+            <w:r>
+              <w:t>/2 using σ</w:t>
+            </w:r>
+            <w:r>
+              <w:rPr>
+                <w:vertAlign w:val="subscript"/>
+              </w:rPr>
+              <w:t>i</w:t>
+            </w:r>
+            <w:r>
+              <w:t>σ</w:t>
+            </w:r>
+            <w:r>
+              <w:rPr>
+                <w:vertAlign w:val="subscript"/>
+              </w:rPr>
+              <w:t>j</w:t>
+            </w:r>
+            <w:r>
+              <w:t xml:space="preserve"> = δ</w:t>
+            </w:r>
+            <w:r>
+              <w:rPr>
+                <w:vertAlign w:val="subscript"/>
+              </w:rPr>
+              <w:t>ij</w:t>
+            </w:r>
+            <w:r>
+              <w:t xml:space="preserve"> + iε</w:t>
+            </w:r>
+            <w:r>
+              <w:rPr>
+                <w:vertAlign w:val="subscript"/>
+              </w:rPr>
+              <w:t>ijk</w:t>
+            </w:r>
+            <w:r>
+              <w:t>σ</w:t>
+            </w:r>
+            <w:r>
+              <w:rPr>
+                <w:vertAlign w:val="subscript"/>
+              </w:rPr>
+              <w:t>k</w:t>
+            </w:r>
+            <w:r>
+              <w:t xml:space="preserve"> from Lesson 1 and identify the structure constants.</w:t>
             </w:r>
           </w:p>
         </w:tc>
@@ -3690,7 +5256,85 @@
           </w:tcPr>
           <w:p>
             <w:r>
-              <w:t>With (B_x)⁰₁ = (B_x)¹₀ = 1 and (B_y)⁰₂ = (B_y)²₀ = 1 as the only nonzero entries, compute [B_x, B_y], and show that 1 + ββ′[B_x, B_y] is a rotation about z by an angle of magnitude ββ′.</w:t>
+              <w:rPr>
+                <w:b/>
+              </w:rPr>
+              <w:t>Extension.</w:t>
+            </w:r>
+            <w:r>
+              <w:t xml:space="preserve"> With (B</w:t>
+            </w:r>
+            <w:r>
+              <w:rPr>
+                <w:vertAlign w:val="subscript"/>
+              </w:rPr>
+              <w:t>x</w:t>
+            </w:r>
+            <w:r>
+              <w:t>)⁰₁ = (B</w:t>
+            </w:r>
+            <w:r>
+              <w:rPr>
+                <w:vertAlign w:val="subscript"/>
+              </w:rPr>
+              <w:t>x</w:t>
+            </w:r>
+            <w:r>
+              <w:t>)¹₀ = 1 and (B</w:t>
+            </w:r>
+            <w:r>
+              <w:rPr>
+                <w:vertAlign w:val="subscript"/>
+              </w:rPr>
+              <w:t>y</w:t>
+            </w:r>
+            <w:r>
+              <w:t>)⁰₂ = (B</w:t>
+            </w:r>
+            <w:r>
+              <w:rPr>
+                <w:vertAlign w:val="subscript"/>
+              </w:rPr>
+              <w:t>y</w:t>
+            </w:r>
+            <w:r>
+              <w:t>)²₀ = 1 as the only nonzero entries, compute [B</w:t>
+            </w:r>
+            <w:r>
+              <w:rPr>
+                <w:vertAlign w:val="subscript"/>
+              </w:rPr>
+              <w:t>x</w:t>
+            </w:r>
+            <w:r>
+              <w:t>, B</w:t>
+            </w:r>
+            <w:r>
+              <w:rPr>
+                <w:vertAlign w:val="subscript"/>
+              </w:rPr>
+              <w:t>y</w:t>
+            </w:r>
+            <w:r>
+              <w:t>], and show that 1 + ββ′[B</w:t>
+            </w:r>
+            <w:r>
+              <w:rPr>
+                <w:vertAlign w:val="subscript"/>
+              </w:rPr>
+              <w:t>x</w:t>
+            </w:r>
+            <w:r>
+              <w:t>, B</w:t>
+            </w:r>
+            <w:r>
+              <w:rPr>
+                <w:vertAlign w:val="subscript"/>
+              </w:rPr>
+              <w:t>y</w:t>
+            </w:r>
+            <w:r>
+              <w:t>] is a rotation about z by an angle of magnitude ββ′.</w:t>
             </w:r>
           </w:p>
         </w:tc>
@@ -3728,7 +5372,67 @@
           </w:tcPr>
           <w:p>
             <w:r>
-              <w:t>Using the Jacobi identity {f, {g, h}} + {g, {h, f}} + {h, {f, g}} = 0, show that {{φ, Q_b}, Q_a} − {{φ, Q_a}, Q_b} = {φ, {Q_b, Q_a}}.</w:t>
+              <w:rPr>
+                <w:b/>
+              </w:rPr>
+              <w:t>Extension.</w:t>
+            </w:r>
+            <w:r>
+              <w:t xml:space="preserve"> Using the Jacobi identity {f, {g, h}} + {g, {h, f}} + {h, {f, g}} = 0, show that {{φ, Q</w:t>
+            </w:r>
+            <w:r>
+              <w:rPr>
+                <w:vertAlign w:val="subscript"/>
+              </w:rPr>
+              <w:t>b</w:t>
+            </w:r>
+            <w:r>
+              <w:t>}, Q</w:t>
+            </w:r>
+            <w:r>
+              <w:rPr>
+                <w:vertAlign w:val="subscript"/>
+              </w:rPr>
+              <w:t>a</w:t>
+            </w:r>
+            <w:r>
+              <w:t>} − {{φ, Q</w:t>
+            </w:r>
+            <w:r>
+              <w:rPr>
+                <w:vertAlign w:val="subscript"/>
+              </w:rPr>
+              <w:t>a</w:t>
+            </w:r>
+            <w:r>
+              <w:t>}, Q</w:t>
+            </w:r>
+            <w:r>
+              <w:rPr>
+                <w:vertAlign w:val="subscript"/>
+              </w:rPr>
+              <w:t>b</w:t>
+            </w:r>
+            <w:r>
+              <w:t>} = {φ, {Q</w:t>
+            </w:r>
+            <w:r>
+              <w:rPr>
+                <w:vertAlign w:val="subscript"/>
+              </w:rPr>
+              <w:t>b</w:t>
+            </w:r>
+            <w:r>
+              <w:t>, Q</w:t>
+            </w:r>
+            <w:r>
+              <w:rPr>
+                <w:vertAlign w:val="subscript"/>
+              </w:rPr>
+              <w:t>a</w:t>
+            </w:r>
+            <w:r>
+              <w:t>}}.</w:t>
             </w:r>
           </w:p>
         </w:tc>
@@ -3764,7 +5468,31 @@
           </w:tcPr>
           <w:p>
             <w:r>
-              <w:t>A complex scalar φ has charge 1 and a Dirac field ψ has charge −1. State which of φ*φ, φ², (φ*φ)², φ³, ψ̄ψ, φψ̄ψ, φ*φψ̄ψ, and ψ̄γ^μψ A_μ are allowed by the charge rule, with A neutral.</w:t>
+              <w:rPr>
+                <w:b/>
+              </w:rPr>
+              <w:t>Core.</w:t>
+            </w:r>
+            <w:r>
+              <w:t xml:space="preserve"> A complex scalar φ has charge 1 and a Dirac field ψ has charge −1. State which of φ*φ, φ², (φ*φ)², φ³, ψ̄ψ, φψ̄ψ, φ*φψ̄ψ, and ψ̄γ</w:t>
+            </w:r>
+            <w:r>
+              <w:rPr>
+                <w:vertAlign w:val="superscript"/>
+              </w:rPr>
+              <w:t>μ</w:t>
+            </w:r>
+            <w:r>
+              <w:t>ψ A</w:t>
+            </w:r>
+            <w:r>
+              <w:rPr>
+                <w:vertAlign w:val="subscript"/>
+              </w:rPr>
+              <w:t>μ</w:t>
+            </w:r>
+            <w:r>
+              <w:t xml:space="preserve"> are allowed by the charge rule, with A neutral.</w:t>
             </w:r>
           </w:p>
         </w:tc>
@@ -3802,7 +5530,31 @@
           </w:tcPr>
           <w:p>
             <w:r>
-              <w:t>For fields φ₁ and φ₂ of charges 1 and 2 and the cubic term φ₁²φ₂*, show that a joint rotation φ₁ → e^(iα)φ₁, φ₂ → e^(2iα)φ₂ leaves the term invariant while a rotation of φ₁ alone does not, and find the Noether current of the joint symmetry in terms of the free currents j₁ and j₂.</w:t>
+              <w:rPr>
+                <w:b/>
+              </w:rPr>
+              <w:t>Extension.</w:t>
+            </w:r>
+            <w:r>
+              <w:t xml:space="preserve"> For fields φ₁ and φ₂ of charges 1 and 2 and the cubic term φ₁²φ₂*, show that a joint rotation φ₁ → e</w:t>
+            </w:r>
+            <w:r>
+              <w:rPr>
+                <w:vertAlign w:val="superscript"/>
+              </w:rPr>
+              <w:t>iα</w:t>
+            </w:r>
+            <w:r>
+              <w:t>φ₁, φ₂ → e</w:t>
+            </w:r>
+            <w:r>
+              <w:rPr>
+                <w:vertAlign w:val="superscript"/>
+              </w:rPr>
+              <w:t>2iα</w:t>
+            </w:r>
+            <w:r>
+              <w:t>φ₂ leaves the term invariant while a rotation of φ₁ alone does not, and find the Noether current of the joint symmetry in terms of the free currents j₁ and j₂.</w:t>
             </w:r>
           </w:p>
         </w:tc>
@@ -3838,7 +5590,49 @@
           </w:tcPr>
           <w:p>
             <w:r>
-              <w:t>Show that S(θ) = e^(−iθΣ_z/2) with Σ_z = diag(σ_z, σ_z) is the identity at θ = 4π and minus the identity at θ = 2π.</w:t>
+              <w:rPr>
+                <w:b/>
+              </w:rPr>
+              <w:t>Core.</w:t>
+            </w:r>
+            <w:r>
+              <w:t xml:space="preserve"> Show that S(θ) = e</w:t>
+            </w:r>
+            <w:r>
+              <w:rPr>
+                <w:vertAlign w:val="superscript"/>
+              </w:rPr>
+              <w:t>−iθΣ_z/2</w:t>
+            </w:r>
+            <w:r>
+              <w:t xml:space="preserve"> with Σ</w:t>
+            </w:r>
+            <w:r>
+              <w:rPr>
+                <w:vertAlign w:val="subscript"/>
+              </w:rPr>
+              <w:t>z</w:t>
+            </w:r>
+            <w:r>
+              <w:t xml:space="preserve"> = diag(σ</w:t>
+            </w:r>
+            <w:r>
+              <w:rPr>
+                <w:vertAlign w:val="subscript"/>
+              </w:rPr>
+              <w:t>z</w:t>
+            </w:r>
+            <w:r>
+              <w:t>, σ</w:t>
+            </w:r>
+            <w:r>
+              <w:rPr>
+                <w:vertAlign w:val="subscript"/>
+              </w:rPr>
+              <w:t>z</w:t>
+            </w:r>
+            <w:r>
+              <w:t>) is the identity at θ = 4π and minus the identity at θ = 2π.</w:t>
             </w:r>
           </w:p>
         </w:tc>
@@ -3876,7 +5670,31 @@
           </w:tcPr>
           <w:p>
             <w:r>
-              <w:t>Show that the massless Dirac Lagrangian density is invariant under ψ → e^(iβγ⁵)ψ, ψ̄ → ψ̄e^(iβγ⁵), and that the mass term is not.</w:t>
+              <w:rPr>
+                <w:b/>
+              </w:rPr>
+              <w:t>Extension.</w:t>
+            </w:r>
+            <w:r>
+              <w:t xml:space="preserve"> Show that the massless Dirac Lagrangian density is invariant under ψ → e</w:t>
+            </w:r>
+            <w:r>
+              <w:rPr>
+                <w:vertAlign w:val="superscript"/>
+              </w:rPr>
+              <w:t>iβγ⁵</w:t>
+            </w:r>
+            <w:r>
+              <w:t>ψ, ψ̄ → ψ̄e</w:t>
+            </w:r>
+            <w:r>
+              <w:rPr>
+                <w:vertAlign w:val="superscript"/>
+              </w:rPr>
+              <w:t>iβγ⁵</w:t>
+            </w:r>
+            <w:r>
+              <w:t>, and that the mass term is not.</w:t>
             </w:r>
           </w:p>
         </w:tc>
@@ -3912,7 +5730,115 @@
           </w:tcPr>
           <w:p>
             <w:r>
-              <w:t>For the doublet φ with ℒ = ∂_μφ†∂^μφ − m²φ†φ, verify invariance under φ → Uφ for unitary U, derive j_a^μ = i(∂^μφ†T_aφ − φ†T_a∂^μφ) for Δφ = iT_aφ, and show ∂_μj_a^μ = 0 on solutions.</w:t>
+              <w:rPr>
+                <w:b/>
+              </w:rPr>
+              <w:t>Extension.</w:t>
+            </w:r>
+            <w:r>
+              <w:t xml:space="preserve"> For the doublet φ with ℒ = ∂</w:t>
+            </w:r>
+            <w:r>
+              <w:rPr>
+                <w:vertAlign w:val="subscript"/>
+              </w:rPr>
+              <w:t>μ</w:t>
+            </w:r>
+            <w:r>
+              <w:t>φ†∂</w:t>
+            </w:r>
+            <w:r>
+              <w:rPr>
+                <w:vertAlign w:val="superscript"/>
+              </w:rPr>
+              <w:t>μ</w:t>
+            </w:r>
+            <w:r>
+              <w:t>φ − m²φ†φ, verify invariance under φ → Uφ for unitary U, derive j</w:t>
+            </w:r>
+            <w:r>
+              <w:rPr>
+                <w:vertAlign w:val="subscript"/>
+              </w:rPr>
+              <w:t>a</w:t>
+            </w:r>
+            <w:r>
+              <w:rPr>
+                <w:vertAlign w:val="superscript"/>
+              </w:rPr>
+              <w:t>μ</w:t>
+            </w:r>
+            <w:r>
+              <w:t xml:space="preserve"> = i(∂</w:t>
+            </w:r>
+            <w:r>
+              <w:rPr>
+                <w:vertAlign w:val="superscript"/>
+              </w:rPr>
+              <w:t>μ</w:t>
+            </w:r>
+            <w:r>
+              <w:t>φ†T</w:t>
+            </w:r>
+            <w:r>
+              <w:rPr>
+                <w:vertAlign w:val="subscript"/>
+              </w:rPr>
+              <w:t>a</w:t>
+            </w:r>
+            <w:r>
+              <w:t>φ − φ†T</w:t>
+            </w:r>
+            <w:r>
+              <w:rPr>
+                <w:vertAlign w:val="subscript"/>
+              </w:rPr>
+              <w:t>a</w:t>
+            </w:r>
+            <w:r>
+              <w:t>∂</w:t>
+            </w:r>
+            <w:r>
+              <w:rPr>
+                <w:vertAlign w:val="superscript"/>
+              </w:rPr>
+              <w:t>μ</w:t>
+            </w:r>
+            <w:r>
+              <w:t>φ) for Δφ = iT</w:t>
+            </w:r>
+            <w:r>
+              <w:rPr>
+                <w:vertAlign w:val="subscript"/>
+              </w:rPr>
+              <w:t>a</w:t>
+            </w:r>
+            <w:r>
+              <w:t>φ, and show ∂</w:t>
+            </w:r>
+            <w:r>
+              <w:rPr>
+                <w:vertAlign w:val="subscript"/>
+              </w:rPr>
+              <w:t>μ</w:t>
+            </w:r>
+            <w:r>
+              <w:t>j</w:t>
+            </w:r>
+            <w:r>
+              <w:rPr>
+                <w:vertAlign w:val="subscript"/>
+              </w:rPr>
+              <w:t>a</w:t>
+            </w:r>
+            <w:r>
+              <w:rPr>
+                <w:vertAlign w:val="superscript"/>
+              </w:rPr>
+              <w:t>μ</w:t>
+            </w:r>
+            <w:r>
+              <w:t xml:space="preserve"> = 0 on solutions.</w:t>
             </w:r>
           </w:p>
         </w:tc>
@@ -3950,7 +5876,13 @@
           </w:tcPr>
           <w:p>
             <w:r>
-              <w:t>State the number of generators of O(N), U(N), and SU(N), and evaluate them for N = 2 and N = 3, using the fact that O(N) rotates N real fields into one another.</w:t>
+              <w:rPr>
+                <w:b/>
+              </w:rPr>
+              <w:t>Core.</w:t>
+            </w:r>
+            <w:r>
+              <w:t xml:space="preserve"> State the number of generators of O(N), U(N), and SU(N), and evaluate them for N = 2 and N = 3, using the fact that O(N) rotates N real fields into one another.</w:t>
             </w:r>
           </w:p>
         </w:tc>
@@ -3986,7 +5918,13 @@
           </w:tcPr>
           <w:p>
             <w:r>
-              <w:t>Explain qualitatively why invariance of ℒ under translations, together with the integral ∫d⁴x of a product of plane waves, forces the conservation of energy and momentum at each interaction vertex.</w:t>
+              <w:rPr>
+                <w:b/>
+              </w:rPr>
+              <w:t>Extension.</w:t>
+            </w:r>
+            <w:r>
+              <w:t xml:space="preserve"> Explain qualitatively why invariance of ℒ under translations, together with the integral ∫d⁴x of a product of plane waves, forces the conservation of energy and momentum at each interaction vertex.</w:t>
             </w:r>
           </w:p>
         </w:tc>
@@ -4024,7 +5962,49 @@
           </w:tcPr>
           <w:p>
             <w:r>
-              <w:t>Challenge: for the Dirac field, show that the axial current j₅^μ = ψ̄γ^μγ⁵ψ satisfies ∂_μj₅^μ = 2imψ̄γ⁵ψ, using the Dirac equation and its adjoint, and conclude that it is conserved for m = 0.</w:t>
+              <w:rPr>
+                <w:b/>
+              </w:rPr>
+              <w:t>Challenge.</w:t>
+            </w:r>
+            <w:r>
+              <w:t xml:space="preserve"> For the Dirac field, show that the axial current j₅</w:t>
+            </w:r>
+            <w:r>
+              <w:rPr>
+                <w:vertAlign w:val="superscript"/>
+              </w:rPr>
+              <w:t>μ</w:t>
+            </w:r>
+            <w:r>
+              <w:t xml:space="preserve"> = ψ̄γ</w:t>
+            </w:r>
+            <w:r>
+              <w:rPr>
+                <w:vertAlign w:val="superscript"/>
+              </w:rPr>
+              <w:t>μ</w:t>
+            </w:r>
+            <w:r>
+              <w:t>γ⁵ψ satisfies ∂</w:t>
+            </w:r>
+            <w:r>
+              <w:rPr>
+                <w:vertAlign w:val="subscript"/>
+              </w:rPr>
+              <w:t>μ</w:t>
+            </w:r>
+            <w:r>
+              <w:t>j₅</w:t>
+            </w:r>
+            <w:r>
+              <w:rPr>
+                <w:vertAlign w:val="superscript"/>
+              </w:rPr>
+              <w:t>μ</w:t>
+            </w:r>
+            <w:r>
+              <w:t xml:space="preserve"> = 2imψ̄γ⁵ψ, using the Dirac equation and its adjoint, and conclude that it is conserved for m = 0.</w:t>
             </w:r>
           </w:p>
         </w:tc>
@@ -4041,15 +6021,9 @@
     <w:p>
       <w:r>
         <w:rPr>
-          <w:b/>
-        </w:rPr>
-        <w:t>1.</w:t>
-      </w:r>
-      <w:r>
-        <w:t xml:space="preserve"> </w:t>
-      </w:r>
-      <w:r>
-        <w:t>(1 + iαQ/N)^N = Σ_k C(N, k)(iαQ/N)^k = Σ_k [N(N−1)⋯(N−k+1)/N^k](iαQ)^k/k!, and as N → ∞ each coefficient N(N−1)⋯(N−k+1)/N^k → 1, giving Σ_k(iαQ)^k/k! = e^(iαQ). For a field of charge q, Q acts as q and U(α) = e^(iqα). Then U(α₁)U(α₂) = e^(iq(α₁+α₂)) = U(α₁ + α₂), since exponents of commuting numbers add.</w:t>
+          <w:i/>
+        </w:rPr>
+        <w:t>Attempt each exercise before reading its solution. If you are stuck, read only the first sentence of the solution, then try again.</w:t>
       </w:r>
     </w:p>
     <w:p>
@@ -4057,13 +6031,121 @@
         <w:rPr>
           <w:b/>
         </w:rPr>
-        <w:t>2.</w:t>
+        <w:t>1.</w:t>
       </w:r>
       <w:r>
         <w:t xml:space="preserve"> </w:t>
       </w:r>
       <w:r>
-        <w:t>Write each factor as 1 + x + x²/2 with x₁ = A, x₂ = B, x₃ = −A, x₄ = −B. At second order the product contains Σx_i²/2 + Σ_(i&lt;j)x_ix_j. The first sum is (A² + B² + A² + B²)/2 = A² + B². The second sum is AB − A² − AB − BA − B² + AB = AB − BA − A² − B². Adding, the second-order part is AB − BA = [A, B]. The first-order terms A + B − A − B cancel.</w:t>
+        <w:t>(1 + iαQ/N)</w:t>
+      </w:r>
+      <w:r>
+        <w:rPr>
+          <w:vertAlign w:val="superscript"/>
+        </w:rPr>
+        <w:t>N</w:t>
+      </w:r>
+      <w:r>
+        <w:t xml:space="preserve"> = Σ</w:t>
+      </w:r>
+      <w:r>
+        <w:rPr>
+          <w:vertAlign w:val="subscript"/>
+        </w:rPr>
+        <w:t>k</w:t>
+      </w:r>
+      <w:r>
+        <w:t xml:space="preserve"> C(N, k)(iαQ/N)</w:t>
+      </w:r>
+      <w:r>
+        <w:rPr>
+          <w:vertAlign w:val="superscript"/>
+        </w:rPr>
+        <w:t>k</w:t>
+      </w:r>
+      <w:r>
+        <w:t xml:space="preserve"> = Σ</w:t>
+      </w:r>
+      <w:r>
+        <w:rPr>
+          <w:vertAlign w:val="subscript"/>
+        </w:rPr>
+        <w:t>k</w:t>
+      </w:r>
+      <w:r>
+        <w:t xml:space="preserve"> [N(N−1)⋯(N−k+1)/N</w:t>
+      </w:r>
+      <w:r>
+        <w:rPr>
+          <w:vertAlign w:val="superscript"/>
+        </w:rPr>
+        <w:t>k</w:t>
+      </w:r>
+      <w:r>
+        <w:t>](iαQ)</w:t>
+      </w:r>
+      <w:r>
+        <w:rPr>
+          <w:vertAlign w:val="superscript"/>
+        </w:rPr>
+        <w:t>k</w:t>
+      </w:r>
+      <w:r>
+        <w:t>/k!, and as N → ∞ each coefficient N(N−1)⋯(N−k+1)/N</w:t>
+      </w:r>
+      <w:r>
+        <w:rPr>
+          <w:vertAlign w:val="superscript"/>
+        </w:rPr>
+        <w:t>k</w:t>
+      </w:r>
+      <w:r>
+        <w:t xml:space="preserve"> → 1, giving Σ</w:t>
+      </w:r>
+      <w:r>
+        <w:rPr>
+          <w:vertAlign w:val="subscript"/>
+        </w:rPr>
+        <w:t>k</w:t>
+      </w:r>
+      <w:r>
+        <w:t>(iαQ)</w:t>
+      </w:r>
+      <w:r>
+        <w:rPr>
+          <w:vertAlign w:val="superscript"/>
+        </w:rPr>
+        <w:t>k</w:t>
+      </w:r>
+      <w:r>
+        <w:t>/k! = e</w:t>
+      </w:r>
+      <w:r>
+        <w:rPr>
+          <w:vertAlign w:val="superscript"/>
+        </w:rPr>
+        <w:t>iαQ</w:t>
+      </w:r>
+      <w:r>
+        <w:t>. For a field of charge q, Q acts as q and U(α) = e</w:t>
+      </w:r>
+      <w:r>
+        <w:rPr>
+          <w:vertAlign w:val="superscript"/>
+        </w:rPr>
+        <w:t>iqα</w:t>
+      </w:r>
+      <w:r>
+        <w:t>. Then U(α₁)U(α₂) = e</w:t>
+      </w:r>
+      <w:r>
+        <w:rPr>
+          <w:vertAlign w:val="superscript"/>
+        </w:rPr>
+        <w:t>iq(α₁+α₂)</w:t>
+      </w:r>
+      <w:r>
+        <w:t xml:space="preserve"> = U(α₁ + α₂), since exponents of commuting numbers add.</w:t>
       </w:r>
     </w:p>
     <w:p>
@@ -4071,13 +6153,49 @@
         <w:rPr>
           <w:b/>
         </w:rPr>
-        <w:t>3.</w:t>
+        <w:t>2.</w:t>
       </w:r>
       <w:r>
         <w:t xml:space="preserve"> </w:t>
       </w:r>
       <w:r>
-        <w:t>With Λ = 1 + ω, ΛᵀgΛ = g + ωᵀg + gω + O(ω²). The first-order condition ωᵀg + gω = 0 gives, in components with ω_(μν) = g_(μρ)ω^ρ_ν, ω_(νμ) + ω_(μν) = 0. An antisymmetric 4 × 4 array has 4·3/2 = 6 independent components. The three ω_(ij) with i, j spatial are rotations and the three ω_(0i) are boosts.</w:t>
+        <w:t>Write each factor as 1 + x + x²/2 with x₁ = A, x₂ = B, x₃ = −A, x₄ = −B. At second order the product contains Σx</w:t>
+      </w:r>
+      <w:r>
+        <w:rPr>
+          <w:vertAlign w:val="subscript"/>
+        </w:rPr>
+        <w:t>i</w:t>
+      </w:r>
+      <w:r>
+        <w:t>²/2 + Σ</w:t>
+      </w:r>
+      <w:r>
+        <w:rPr>
+          <w:vertAlign w:val="subscript"/>
+        </w:rPr>
+        <w:t>i&lt;j</w:t>
+      </w:r>
+      <w:r>
+        <w:t>x</w:t>
+      </w:r>
+      <w:r>
+        <w:rPr>
+          <w:vertAlign w:val="subscript"/>
+        </w:rPr>
+        <w:t>i</w:t>
+      </w:r>
+      <w:r>
+        <w:t>x</w:t>
+      </w:r>
+      <w:r>
+        <w:rPr>
+          <w:vertAlign w:val="subscript"/>
+        </w:rPr>
+        <w:t>j</w:t>
+      </w:r>
+      <w:r>
+        <w:t>. The first sum is (A² + B² + A² + B²)/2 = A² + B². The second sum is AB − A² − AB − BA − B² + AB = AB − BA − A² − B². Adding, the second-order part is AB − BA = [A, B]. The first-order terms A + B − A − B cancel.</w:t>
       </w:r>
     </w:p>
     <w:p>
@@ -4085,13 +6203,82 @@
         <w:rPr>
           <w:b/>
         </w:rPr>
-        <w:t>4.</w:t>
+        <w:t>3.</w:t>
       </w:r>
       <w:r>
         <w:t xml:space="preserve"> </w:t>
       </w:r>
       <w:r>
-        <w:t>For the rotation, x′ = x + θz and z′ = z − θx give ω¹₃ = θ and ω³₁ = −θ (indices 1 = x, 3 = z), so ω₁₃ = g₁₁ω¹₃ = −θ and ω₃₁ = g₃₃ω³₁ = θ, antisymmetric. For the boost along z, t′ = t − βz and z′ = z − βt give ω⁰₃ = ω³₀ = −β, so ω₀₃ = g₀₀ω⁰₃ = −β and ω₃₀ = g₃₃ω³₀ = +β, antisymmetric.</w:t>
+        <w:t>With Λ = 1 + ω, ΛᵀgΛ = g + ωᵀg + gω + O(ω²). The first-order condition ωᵀg + gω = 0 gives, in components with ω</w:t>
+      </w:r>
+      <w:r>
+        <w:rPr>
+          <w:vertAlign w:val="subscript"/>
+        </w:rPr>
+        <w:t>μν</w:t>
+      </w:r>
+      <w:r>
+        <w:t xml:space="preserve"> = g</w:t>
+      </w:r>
+      <w:r>
+        <w:rPr>
+          <w:vertAlign w:val="subscript"/>
+        </w:rPr>
+        <w:t>μρ</w:t>
+      </w:r>
+      <w:r>
+        <w:t>ω</w:t>
+      </w:r>
+      <w:r>
+        <w:rPr>
+          <w:vertAlign w:val="superscript"/>
+        </w:rPr>
+        <w:t>ρ</w:t>
+      </w:r>
+      <w:r>
+        <w:rPr>
+          <w:vertAlign w:val="subscript"/>
+        </w:rPr>
+        <w:t>ν</w:t>
+      </w:r>
+      <w:r>
+        <w:t>, ω</w:t>
+      </w:r>
+      <w:r>
+        <w:rPr>
+          <w:vertAlign w:val="subscript"/>
+        </w:rPr>
+        <w:t>νμ</w:t>
+      </w:r>
+      <w:r>
+        <w:t xml:space="preserve"> + ω</w:t>
+      </w:r>
+      <w:r>
+        <w:rPr>
+          <w:vertAlign w:val="subscript"/>
+        </w:rPr>
+        <w:t>μν</w:t>
+      </w:r>
+      <w:r>
+        <w:t xml:space="preserve"> = 0. An antisymmetric 4 × 4 array has 4·3/2 = 6 independent components. The three ω</w:t>
+      </w:r>
+      <w:r>
+        <w:rPr>
+          <w:vertAlign w:val="subscript"/>
+        </w:rPr>
+        <w:t>ij</w:t>
+      </w:r>
+      <w:r>
+        <w:t xml:space="preserve"> with i, j spatial are rotations and the three ω</w:t>
+      </w:r>
+      <w:r>
+        <w:rPr>
+          <w:vertAlign w:val="subscript"/>
+        </w:rPr>
+        <w:t>0i</w:t>
+      </w:r>
+      <w:r>
+        <w:t xml:space="preserve"> are boosts.</w:t>
       </w:r>
     </w:p>
     <w:p>
@@ -4099,13 +6286,13 @@
         <w:rPr>
           <w:b/>
         </w:rPr>
-        <w:t>5.</w:t>
+        <w:t>4.</w:t>
       </w:r>
       <w:r>
         <w:t xml:space="preserve"> </w:t>
       </w:r>
       <w:r>
-        <w:t>Energy (time translation), three components of momentum (space translations), three components of angular momentum (rotations), and three components of the boost charge (boosts): 1 + 3 + 3 + 3 = 10.</w:t>
+        <w:t>For the rotation, x′ = x + θz and z′ = z − θx give ω¹₃ = θ and ω³₁ = −θ (indices 1 = x, 3 = z), so ω₁₃ = g₁₁ω¹₃ = −θ and ω₃₁ = g₃₃ω³₁ = θ, antisymmetric. For the boost along z, t′ = t − βz and z′ = z − βt give ω⁰₃ = ω³₀ = −β, so ω₀₃ = g₀₀ω⁰₃ = −β and ω₃₀ = g₃₃ω³₀ = +β, antisymmetric.</w:t>
       </w:r>
     </w:p>
     <w:p>
@@ -4113,13 +6300,13 @@
         <w:rPr>
           <w:b/>
         </w:rPr>
-        <w:t>6.</w:t>
+        <w:t>5.</w:t>
       </w:r>
       <w:r>
         <w:t xml:space="preserve"> </w:t>
       </w:r>
       <w:r>
-        <w:t>[σ_i/2, σ_j/2] = (1/4)(σ_iσ_j − σ_jσ_i) = (1/4)(2iε_(ijk)σ_k) = iε_(ijk)σ_k/2, using σ_iσ_j − σ_jσ_i = 2iε_(ijk)σ_k. Comparing with [T_i, T_j] = if_(ij)^kT_k with T_i = σ_i/2, the structure constants are f_(ij)^k = ε_(ijk).</w:t>
+        <w:t>Energy (time translation), three components of momentum (space translations), three components of angular momentum (rotations), and three components of the boost charge (boosts): 1 + 3 + 3 + 3 = 10.</w:t>
       </w:r>
     </w:p>
     <w:p>
@@ -4127,13 +6314,241 @@
         <w:rPr>
           <w:b/>
         </w:rPr>
-        <w:t>7.</w:t>
+        <w:t>6.</w:t>
       </w:r>
       <w:r>
         <w:t xml:space="preserve"> </w:t>
       </w:r>
       <w:r>
-        <w:t>(B_xB_y)^μ_ν = Σ_ρ(B_x)^μ_ρ(B_y)^ρ_ν. The only nonzero term is μ = 1, ρ = 0, ν = 2, giving (B_xB_y)¹₂ = 1. Similarly (B_yB_x)²₁ = (B_y)²₀(B_x)⁰₁ = 1 is the only nonzero entry. So [B_x, B_y] has entries +1 at (1, 2) and −1 at (2, 1). A small rotation about z by θ is 1 + ω with ω¹₂ = −θ and ω²₁ = θ (Worked example 2), that is 1 − θ[E₁₂ − E₂₁]. The group commutator of 1 − βB_x and 1 − β′B_y is 1 + ββ′[B_x, B_y] = 1 + ββ′(E₁₂ − E₂₁), which equals a rotation with θ = −ββ′. Its angle has magnitude ββ′, and the sense of rotation depends on the order of the boosts.</w:t>
+        <w:t>[σ</w:t>
+      </w:r>
+      <w:r>
+        <w:rPr>
+          <w:vertAlign w:val="subscript"/>
+        </w:rPr>
+        <w:t>i</w:t>
+      </w:r>
+      <w:r>
+        <w:t>/2, σ</w:t>
+      </w:r>
+      <w:r>
+        <w:rPr>
+          <w:vertAlign w:val="subscript"/>
+        </w:rPr>
+        <w:t>j</w:t>
+      </w:r>
+      <w:r>
+        <w:t>/2] = (1/4)(σ</w:t>
+      </w:r>
+      <w:r>
+        <w:rPr>
+          <w:vertAlign w:val="subscript"/>
+        </w:rPr>
+        <w:t>i</w:t>
+      </w:r>
+      <w:r>
+        <w:t>σ</w:t>
+      </w:r>
+      <w:r>
+        <w:rPr>
+          <w:vertAlign w:val="subscript"/>
+        </w:rPr>
+        <w:t>j</w:t>
+      </w:r>
+      <w:r>
+        <w:t xml:space="preserve"> − σ</w:t>
+      </w:r>
+      <w:r>
+        <w:rPr>
+          <w:vertAlign w:val="subscript"/>
+        </w:rPr>
+        <w:t>j</w:t>
+      </w:r>
+      <w:r>
+        <w:t>σ</w:t>
+      </w:r>
+      <w:r>
+        <w:rPr>
+          <w:vertAlign w:val="subscript"/>
+        </w:rPr>
+        <w:t>i</w:t>
+      </w:r>
+      <w:r>
+        <w:t>) = (1/4)(2iε</w:t>
+      </w:r>
+      <w:r>
+        <w:rPr>
+          <w:vertAlign w:val="subscript"/>
+        </w:rPr>
+        <w:t>ijk</w:t>
+      </w:r>
+      <w:r>
+        <w:t>σ</w:t>
+      </w:r>
+      <w:r>
+        <w:rPr>
+          <w:vertAlign w:val="subscript"/>
+        </w:rPr>
+        <w:t>k</w:t>
+      </w:r>
+      <w:r>
+        <w:t>) = iε</w:t>
+      </w:r>
+      <w:r>
+        <w:rPr>
+          <w:vertAlign w:val="subscript"/>
+        </w:rPr>
+        <w:t>ijk</w:t>
+      </w:r>
+      <w:r>
+        <w:t>σ</w:t>
+      </w:r>
+      <w:r>
+        <w:rPr>
+          <w:vertAlign w:val="subscript"/>
+        </w:rPr>
+        <w:t>k</w:t>
+      </w:r>
+      <w:r>
+        <w:t>/2, using σ</w:t>
+      </w:r>
+      <w:r>
+        <w:rPr>
+          <w:vertAlign w:val="subscript"/>
+        </w:rPr>
+        <w:t>i</w:t>
+      </w:r>
+      <w:r>
+        <w:t>σ</w:t>
+      </w:r>
+      <w:r>
+        <w:rPr>
+          <w:vertAlign w:val="subscript"/>
+        </w:rPr>
+        <w:t>j</w:t>
+      </w:r>
+      <w:r>
+        <w:t xml:space="preserve"> − σ</w:t>
+      </w:r>
+      <w:r>
+        <w:rPr>
+          <w:vertAlign w:val="subscript"/>
+        </w:rPr>
+        <w:t>j</w:t>
+      </w:r>
+      <w:r>
+        <w:t>σ</w:t>
+      </w:r>
+      <w:r>
+        <w:rPr>
+          <w:vertAlign w:val="subscript"/>
+        </w:rPr>
+        <w:t>i</w:t>
+      </w:r>
+      <w:r>
+        <w:t xml:space="preserve"> = 2iε</w:t>
+      </w:r>
+      <w:r>
+        <w:rPr>
+          <w:vertAlign w:val="subscript"/>
+        </w:rPr>
+        <w:t>ijk</w:t>
+      </w:r>
+      <w:r>
+        <w:t>σ</w:t>
+      </w:r>
+      <w:r>
+        <w:rPr>
+          <w:vertAlign w:val="subscript"/>
+        </w:rPr>
+        <w:t>k</w:t>
+      </w:r>
+      <w:r>
+        <w:t>. Comparing with [T</w:t>
+      </w:r>
+      <w:r>
+        <w:rPr>
+          <w:vertAlign w:val="subscript"/>
+        </w:rPr>
+        <w:t>i</w:t>
+      </w:r>
+      <w:r>
+        <w:t>, T</w:t>
+      </w:r>
+      <w:r>
+        <w:rPr>
+          <w:vertAlign w:val="subscript"/>
+        </w:rPr>
+        <w:t>j</w:t>
+      </w:r>
+      <w:r>
+        <w:t>] = if</w:t>
+      </w:r>
+      <w:r>
+        <w:rPr>
+          <w:vertAlign w:val="subscript"/>
+        </w:rPr>
+        <w:t>ij</w:t>
+      </w:r>
+      <w:r>
+        <w:rPr>
+          <w:vertAlign w:val="superscript"/>
+        </w:rPr>
+        <w:t>k</w:t>
+      </w:r>
+      <w:r>
+        <w:t>T</w:t>
+      </w:r>
+      <w:r>
+        <w:rPr>
+          <w:vertAlign w:val="subscript"/>
+        </w:rPr>
+        <w:t>k</w:t>
+      </w:r>
+      <w:r>
+        <w:t xml:space="preserve"> with T</w:t>
+      </w:r>
+      <w:r>
+        <w:rPr>
+          <w:vertAlign w:val="subscript"/>
+        </w:rPr>
+        <w:t>i</w:t>
+      </w:r>
+      <w:r>
+        <w:t xml:space="preserve"> = σ</w:t>
+      </w:r>
+      <w:r>
+        <w:rPr>
+          <w:vertAlign w:val="subscript"/>
+        </w:rPr>
+        <w:t>i</w:t>
+      </w:r>
+      <w:r>
+        <w:t>/2, the structure constants are f</w:t>
+      </w:r>
+      <w:r>
+        <w:rPr>
+          <w:vertAlign w:val="subscript"/>
+        </w:rPr>
+        <w:t>ij</w:t>
+      </w:r>
+      <w:r>
+        <w:rPr>
+          <w:vertAlign w:val="superscript"/>
+        </w:rPr>
+        <w:t>k</w:t>
+      </w:r>
+      <w:r>
+        <w:t xml:space="preserve"> = ε</w:t>
+      </w:r>
+      <w:r>
+        <w:rPr>
+          <w:vertAlign w:val="subscript"/>
+        </w:rPr>
+        <w:t>ijk</w:t>
+      </w:r>
+      <w:r>
+        <w:t>.</w:t>
       </w:r>
     </w:p>
     <w:p>
@@ -4141,13 +6556,211 @@
         <w:rPr>
           <w:b/>
         </w:rPr>
-        <w:t>8.</w:t>
+        <w:t>7.</w:t>
       </w:r>
       <w:r>
         <w:t xml:space="preserve"> </w:t>
       </w:r>
       <w:r>
-        <w:t>Apply the Jacobi identity with f = φ, g = Q_b, h = Q_a: {φ, {Q_b, Q_a}} + {Q_b, {Q_a, φ}} + {Q_a, {φ, Q_b}} = 0. Using antisymmetry, {Q_b, {Q_a, φ}} = −{{Q_a, φ}, Q_b} = {{φ, Q_a}, Q_b}, and {Q_a, {φ, Q_b}} = −{{φ, Q_b}, Q_a}. Substituting, {φ, {Q_b, Q_a}} + {{φ, Q_a}, Q_b} − {{φ, Q_b}, Q_a} = 0, so {{φ, Q_b}, Q_a} − {{φ, Q_a}, Q_b} = {φ, {Q_b, Q_a}}.</w:t>
+        <w:t>(B</w:t>
+      </w:r>
+      <w:r>
+        <w:rPr>
+          <w:vertAlign w:val="subscript"/>
+        </w:rPr>
+        <w:t>x</w:t>
+      </w:r>
+      <w:r>
+        <w:t>B</w:t>
+      </w:r>
+      <w:r>
+        <w:rPr>
+          <w:vertAlign w:val="subscript"/>
+        </w:rPr>
+        <w:t>y</w:t>
+      </w:r>
+      <w:r>
+        <w:t>)</w:t>
+      </w:r>
+      <w:r>
+        <w:rPr>
+          <w:vertAlign w:val="superscript"/>
+        </w:rPr>
+        <w:t>μ</w:t>
+      </w:r>
+      <w:r>
+        <w:rPr>
+          <w:vertAlign w:val="subscript"/>
+        </w:rPr>
+        <w:t>ν</w:t>
+      </w:r>
+      <w:r>
+        <w:t xml:space="preserve"> = Σ</w:t>
+      </w:r>
+      <w:r>
+        <w:rPr>
+          <w:vertAlign w:val="subscript"/>
+        </w:rPr>
+        <w:t>ρ</w:t>
+      </w:r>
+      <w:r>
+        <w:t>(B</w:t>
+      </w:r>
+      <w:r>
+        <w:rPr>
+          <w:vertAlign w:val="subscript"/>
+        </w:rPr>
+        <w:t>x</w:t>
+      </w:r>
+      <w:r>
+        <w:t>)</w:t>
+      </w:r>
+      <w:r>
+        <w:rPr>
+          <w:vertAlign w:val="superscript"/>
+        </w:rPr>
+        <w:t>μ</w:t>
+      </w:r>
+      <w:r>
+        <w:rPr>
+          <w:vertAlign w:val="subscript"/>
+        </w:rPr>
+        <w:t>ρ</w:t>
+      </w:r>
+      <w:r>
+        <w:t>(B</w:t>
+      </w:r>
+      <w:r>
+        <w:rPr>
+          <w:vertAlign w:val="subscript"/>
+        </w:rPr>
+        <w:t>y</w:t>
+      </w:r>
+      <w:r>
+        <w:t>)</w:t>
+      </w:r>
+      <w:r>
+        <w:rPr>
+          <w:vertAlign w:val="superscript"/>
+        </w:rPr>
+        <w:t>ρ</w:t>
+      </w:r>
+      <w:r>
+        <w:rPr>
+          <w:vertAlign w:val="subscript"/>
+        </w:rPr>
+        <w:t>ν</w:t>
+      </w:r>
+      <w:r>
+        <w:t>. The only nonzero term is μ = 1, ρ = 0, ν = 2, giving (B</w:t>
+      </w:r>
+      <w:r>
+        <w:rPr>
+          <w:vertAlign w:val="subscript"/>
+        </w:rPr>
+        <w:t>x</w:t>
+      </w:r>
+      <w:r>
+        <w:t>B</w:t>
+      </w:r>
+      <w:r>
+        <w:rPr>
+          <w:vertAlign w:val="subscript"/>
+        </w:rPr>
+        <w:t>y</w:t>
+      </w:r>
+      <w:r>
+        <w:t>)¹₂ = 1. Similarly (B</w:t>
+      </w:r>
+      <w:r>
+        <w:rPr>
+          <w:vertAlign w:val="subscript"/>
+        </w:rPr>
+        <w:t>y</w:t>
+      </w:r>
+      <w:r>
+        <w:t>B</w:t>
+      </w:r>
+      <w:r>
+        <w:rPr>
+          <w:vertAlign w:val="subscript"/>
+        </w:rPr>
+        <w:t>x</w:t>
+      </w:r>
+      <w:r>
+        <w:t>)²₁ = (B</w:t>
+      </w:r>
+      <w:r>
+        <w:rPr>
+          <w:vertAlign w:val="subscript"/>
+        </w:rPr>
+        <w:t>y</w:t>
+      </w:r>
+      <w:r>
+        <w:t>)²₀(B</w:t>
+      </w:r>
+      <w:r>
+        <w:rPr>
+          <w:vertAlign w:val="subscript"/>
+        </w:rPr>
+        <w:t>x</w:t>
+      </w:r>
+      <w:r>
+        <w:t>)⁰₁ = 1 is the only nonzero entry. So [B</w:t>
+      </w:r>
+      <w:r>
+        <w:rPr>
+          <w:vertAlign w:val="subscript"/>
+        </w:rPr>
+        <w:t>x</w:t>
+      </w:r>
+      <w:r>
+        <w:t>, B</w:t>
+      </w:r>
+      <w:r>
+        <w:rPr>
+          <w:vertAlign w:val="subscript"/>
+        </w:rPr>
+        <w:t>y</w:t>
+      </w:r>
+      <w:r>
+        <w:t>] has entries +1 at (1, 2) and −1 at (2, 1). A small rotation about z by θ is 1 + ω with ω¹₂ = −θ and ω²₁ = θ (Worked example 2), that is 1 − θ[E₁₂ − E₂₁]. The group commutator of 1 − βB</w:t>
+      </w:r>
+      <w:r>
+        <w:rPr>
+          <w:vertAlign w:val="subscript"/>
+        </w:rPr>
+        <w:t>x</w:t>
+      </w:r>
+      <w:r>
+        <w:t xml:space="preserve"> and 1 − β′B</w:t>
+      </w:r>
+      <w:r>
+        <w:rPr>
+          <w:vertAlign w:val="subscript"/>
+        </w:rPr>
+        <w:t>y</w:t>
+      </w:r>
+      <w:r>
+        <w:t xml:space="preserve"> is 1 + ββ′[B</w:t>
+      </w:r>
+      <w:r>
+        <w:rPr>
+          <w:vertAlign w:val="subscript"/>
+        </w:rPr>
+        <w:t>x</w:t>
+      </w:r>
+      <w:r>
+        <w:t>, B</w:t>
+      </w:r>
+      <w:r>
+        <w:rPr>
+          <w:vertAlign w:val="subscript"/>
+        </w:rPr>
+        <w:t>y</w:t>
+      </w:r>
+      <w:r>
+        <w:t>] = 1 + ββ′(E₁₂ − E₂₁), which equals a rotation with θ = −ββ′. Its angle has magnitude ββ′, and the sense of rotation depends on the order of the boosts.</w:t>
       </w:r>
     </w:p>
     <w:p>
@@ -4155,13 +6768,283 @@
         <w:rPr>
           <w:b/>
         </w:rPr>
-        <w:t>9.</w:t>
+        <w:t>8.</w:t>
       </w:r>
       <w:r>
         <w:t xml:space="preserve"> </w:t>
       </w:r>
       <w:r>
-        <w:t>Charges: φ carries +1, φ* carries −1, ψ carries −1, ψ̄ carries +1. Then φ*φ has charge 0, allowed; φ² has +2, not allowed; (φ*φ)² has 0, allowed; φ³ has +3, not allowed; ψ̄ψ has 0, allowed; φψ̄ψ has +1, not allowed; φ*φψ̄ψ has 0, allowed; ψ̄γ^μψA_μ has 0 with A neutral, allowed.</w:t>
+        <w:t>Apply the Jacobi identity with f = φ, g = Q</w:t>
+      </w:r>
+      <w:r>
+        <w:rPr>
+          <w:vertAlign w:val="subscript"/>
+        </w:rPr>
+        <w:t>b</w:t>
+      </w:r>
+      <w:r>
+        <w:t>, h = Q</w:t>
+      </w:r>
+      <w:r>
+        <w:rPr>
+          <w:vertAlign w:val="subscript"/>
+        </w:rPr>
+        <w:t>a</w:t>
+      </w:r>
+      <w:r>
+        <w:t>: {φ, {Q</w:t>
+      </w:r>
+      <w:r>
+        <w:rPr>
+          <w:vertAlign w:val="subscript"/>
+        </w:rPr>
+        <w:t>b</w:t>
+      </w:r>
+      <w:r>
+        <w:t>, Q</w:t>
+      </w:r>
+      <w:r>
+        <w:rPr>
+          <w:vertAlign w:val="subscript"/>
+        </w:rPr>
+        <w:t>a</w:t>
+      </w:r>
+      <w:r>
+        <w:t>}} + {Q</w:t>
+      </w:r>
+      <w:r>
+        <w:rPr>
+          <w:vertAlign w:val="subscript"/>
+        </w:rPr>
+        <w:t>b</w:t>
+      </w:r>
+      <w:r>
+        <w:t>, {Q</w:t>
+      </w:r>
+      <w:r>
+        <w:rPr>
+          <w:vertAlign w:val="subscript"/>
+        </w:rPr>
+        <w:t>a</w:t>
+      </w:r>
+      <w:r>
+        <w:t>, φ}} + {Q</w:t>
+      </w:r>
+      <w:r>
+        <w:rPr>
+          <w:vertAlign w:val="subscript"/>
+        </w:rPr>
+        <w:t>a</w:t>
+      </w:r>
+      <w:r>
+        <w:t>, {φ, Q</w:t>
+      </w:r>
+      <w:r>
+        <w:rPr>
+          <w:vertAlign w:val="subscript"/>
+        </w:rPr>
+        <w:t>b</w:t>
+      </w:r>
+      <w:r>
+        <w:t>}} = 0. Using antisymmetry, {Q</w:t>
+      </w:r>
+      <w:r>
+        <w:rPr>
+          <w:vertAlign w:val="subscript"/>
+        </w:rPr>
+        <w:t>b</w:t>
+      </w:r>
+      <w:r>
+        <w:t>, {Q</w:t>
+      </w:r>
+      <w:r>
+        <w:rPr>
+          <w:vertAlign w:val="subscript"/>
+        </w:rPr>
+        <w:t>a</w:t>
+      </w:r>
+      <w:r>
+        <w:t>, φ}} = −{{Q</w:t>
+      </w:r>
+      <w:r>
+        <w:rPr>
+          <w:vertAlign w:val="subscript"/>
+        </w:rPr>
+        <w:t>a</w:t>
+      </w:r>
+      <w:r>
+        <w:t>, φ}, Q</w:t>
+      </w:r>
+      <w:r>
+        <w:rPr>
+          <w:vertAlign w:val="subscript"/>
+        </w:rPr>
+        <w:t>b</w:t>
+      </w:r>
+      <w:r>
+        <w:t>} = {{φ, Q</w:t>
+      </w:r>
+      <w:r>
+        <w:rPr>
+          <w:vertAlign w:val="subscript"/>
+        </w:rPr>
+        <w:t>a</w:t>
+      </w:r>
+      <w:r>
+        <w:t>}, Q</w:t>
+      </w:r>
+      <w:r>
+        <w:rPr>
+          <w:vertAlign w:val="subscript"/>
+        </w:rPr>
+        <w:t>b</w:t>
+      </w:r>
+      <w:r>
+        <w:t>}, and {Q</w:t>
+      </w:r>
+      <w:r>
+        <w:rPr>
+          <w:vertAlign w:val="subscript"/>
+        </w:rPr>
+        <w:t>a</w:t>
+      </w:r>
+      <w:r>
+        <w:t>, {φ, Q</w:t>
+      </w:r>
+      <w:r>
+        <w:rPr>
+          <w:vertAlign w:val="subscript"/>
+        </w:rPr>
+        <w:t>b</w:t>
+      </w:r>
+      <w:r>
+        <w:t>}} = −{{φ, Q</w:t>
+      </w:r>
+      <w:r>
+        <w:rPr>
+          <w:vertAlign w:val="subscript"/>
+        </w:rPr>
+        <w:t>b</w:t>
+      </w:r>
+      <w:r>
+        <w:t>}, Q</w:t>
+      </w:r>
+      <w:r>
+        <w:rPr>
+          <w:vertAlign w:val="subscript"/>
+        </w:rPr>
+        <w:t>a</w:t>
+      </w:r>
+      <w:r>
+        <w:t>}. Substituting, {φ, {Q</w:t>
+      </w:r>
+      <w:r>
+        <w:rPr>
+          <w:vertAlign w:val="subscript"/>
+        </w:rPr>
+        <w:t>b</w:t>
+      </w:r>
+      <w:r>
+        <w:t>, Q</w:t>
+      </w:r>
+      <w:r>
+        <w:rPr>
+          <w:vertAlign w:val="subscript"/>
+        </w:rPr>
+        <w:t>a</w:t>
+      </w:r>
+      <w:r>
+        <w:t>}} + {{φ, Q</w:t>
+      </w:r>
+      <w:r>
+        <w:rPr>
+          <w:vertAlign w:val="subscript"/>
+        </w:rPr>
+        <w:t>a</w:t>
+      </w:r>
+      <w:r>
+        <w:t>}, Q</w:t>
+      </w:r>
+      <w:r>
+        <w:rPr>
+          <w:vertAlign w:val="subscript"/>
+        </w:rPr>
+        <w:t>b</w:t>
+      </w:r>
+      <w:r>
+        <w:t>} − {{φ, Q</w:t>
+      </w:r>
+      <w:r>
+        <w:rPr>
+          <w:vertAlign w:val="subscript"/>
+        </w:rPr>
+        <w:t>b</w:t>
+      </w:r>
+      <w:r>
+        <w:t>}, Q</w:t>
+      </w:r>
+      <w:r>
+        <w:rPr>
+          <w:vertAlign w:val="subscript"/>
+        </w:rPr>
+        <w:t>a</w:t>
+      </w:r>
+      <w:r>
+        <w:t>} = 0, so {{φ, Q</w:t>
+      </w:r>
+      <w:r>
+        <w:rPr>
+          <w:vertAlign w:val="subscript"/>
+        </w:rPr>
+        <w:t>b</w:t>
+      </w:r>
+      <w:r>
+        <w:t>}, Q</w:t>
+      </w:r>
+      <w:r>
+        <w:rPr>
+          <w:vertAlign w:val="subscript"/>
+        </w:rPr>
+        <w:t>a</w:t>
+      </w:r>
+      <w:r>
+        <w:t>} − {{φ, Q</w:t>
+      </w:r>
+      <w:r>
+        <w:rPr>
+          <w:vertAlign w:val="subscript"/>
+        </w:rPr>
+        <w:t>a</w:t>
+      </w:r>
+      <w:r>
+        <w:t>}, Q</w:t>
+      </w:r>
+      <w:r>
+        <w:rPr>
+          <w:vertAlign w:val="subscript"/>
+        </w:rPr>
+        <w:t>b</w:t>
+      </w:r>
+      <w:r>
+        <w:t>} = {φ, {Q</w:t>
+      </w:r>
+      <w:r>
+        <w:rPr>
+          <w:vertAlign w:val="subscript"/>
+        </w:rPr>
+        <w:t>b</w:t>
+      </w:r>
+      <w:r>
+        <w:t>, Q</w:t>
+      </w:r>
+      <w:r>
+        <w:rPr>
+          <w:vertAlign w:val="subscript"/>
+        </w:rPr>
+        <w:t>a</w:t>
+      </w:r>
+      <w:r>
+        <w:t>}}.</w:t>
       </w:r>
     </w:p>
     <w:p>
@@ -4169,13 +7052,31 @@
         <w:rPr>
           <w:b/>
         </w:rPr>
-        <w:t>10.</w:t>
+        <w:t>9.</w:t>
       </w:r>
       <w:r>
         <w:t xml:space="preserve"> </w:t>
       </w:r>
       <w:r>
-        <w:t>Under the joint rotation, φ₁²φ₂* → e^(2iα)φ₁²e^(−2iα)φ₂* = φ₁²φ₂*, invariant. Under φ₁ → e^(iα)φ₁ alone, φ₁²φ₂* → e^(2iα)φ₁²φ₂*, which changes. For the joint symmetry Δφ₁ = iφ₁ and Δφ₂ = 2iφ₂ with K^μ = 0, and the kinetic and mass terms contribute the free-field expression to each piece, so j^μ = j₁^μ + 2j₂^μ with j_a^μ = −i(φ_a*∂^μφ_a − φ_a∂^μφ_a*). The conserved charge is Q₁ + 2Q₂.</w:t>
+        <w:t>Charges: φ carries +1, φ* carries −1, ψ carries −1, ψ̄ carries +1. Then φ*φ has charge 0, allowed; φ² has +2, not allowed; (φ*φ)² has 0, allowed; φ³ has +3, not allowed; ψ̄ψ has 0, allowed; φψ̄ψ has +1, not allowed; φ*φψ̄ψ has 0, allowed; ψ̄γ</w:t>
+      </w:r>
+      <w:r>
+        <w:rPr>
+          <w:vertAlign w:val="superscript"/>
+        </w:rPr>
+        <w:t>μ</w:t>
+      </w:r>
+      <w:r>
+        <w:t>ψA</w:t>
+      </w:r>
+      <w:r>
+        <w:rPr>
+          <w:vertAlign w:val="subscript"/>
+        </w:rPr>
+        <w:t>μ</w:t>
+      </w:r>
+      <w:r>
+        <w:t xml:space="preserve"> has 0 with A neutral, allowed.</w:t>
       </w:r>
     </w:p>
     <w:p>
@@ -4183,13 +7084,154 @@
         <w:rPr>
           <w:b/>
         </w:rPr>
-        <w:t>11.</w:t>
+        <w:t>10.</w:t>
       </w:r>
       <w:r>
         <w:t xml:space="preserve"> </w:t>
       </w:r>
       <w:r>
-        <w:t>S(θ) = diag(e^(−iθσ_z/2), e^(−iθσ_z/2)) and e^(−iθσ_z/2) = cos(θ/2) − iσ_z sin(θ/2). At θ = 2π this is cos π − iσ_z sin π = −1, so S = −I. At θ = 4π it is cos 2π − iσ_z sin 2π = 1, so S = I.</w:t>
+        <w:t>Under the joint rotation, φ₁²φ₂* → e</w:t>
+      </w:r>
+      <w:r>
+        <w:rPr>
+          <w:vertAlign w:val="superscript"/>
+        </w:rPr>
+        <w:t>2iα</w:t>
+      </w:r>
+      <w:r>
+        <w:t>φ₁²e</w:t>
+      </w:r>
+      <w:r>
+        <w:rPr>
+          <w:vertAlign w:val="superscript"/>
+        </w:rPr>
+        <w:t>−2iα</w:t>
+      </w:r>
+      <w:r>
+        <w:t>φ₂* = φ₁²φ₂*, invariant. Under φ₁ → e</w:t>
+      </w:r>
+      <w:r>
+        <w:rPr>
+          <w:vertAlign w:val="superscript"/>
+        </w:rPr>
+        <w:t>iα</w:t>
+      </w:r>
+      <w:r>
+        <w:t>φ₁ alone, φ₁²φ₂* → e</w:t>
+      </w:r>
+      <w:r>
+        <w:rPr>
+          <w:vertAlign w:val="superscript"/>
+        </w:rPr>
+        <w:t>2iα</w:t>
+      </w:r>
+      <w:r>
+        <w:t>φ₁²φ₂*, which changes. For the joint symmetry Δφ₁ = iφ₁ and Δφ₂ = 2iφ₂ with K</w:t>
+      </w:r>
+      <w:r>
+        <w:rPr>
+          <w:vertAlign w:val="superscript"/>
+        </w:rPr>
+        <w:t>μ</w:t>
+      </w:r>
+      <w:r>
+        <w:t xml:space="preserve"> = 0, and the kinetic and mass terms contribute the free-field expression to each piece, so j</w:t>
+      </w:r>
+      <w:r>
+        <w:rPr>
+          <w:vertAlign w:val="superscript"/>
+        </w:rPr>
+        <w:t>μ</w:t>
+      </w:r>
+      <w:r>
+        <w:t xml:space="preserve"> = j₁</w:t>
+      </w:r>
+      <w:r>
+        <w:rPr>
+          <w:vertAlign w:val="superscript"/>
+        </w:rPr>
+        <w:t>μ</w:t>
+      </w:r>
+      <w:r>
+        <w:t xml:space="preserve"> + 2j₂</w:t>
+      </w:r>
+      <w:r>
+        <w:rPr>
+          <w:vertAlign w:val="superscript"/>
+        </w:rPr>
+        <w:t>μ</w:t>
+      </w:r>
+      <w:r>
+        <w:t xml:space="preserve"> with j</w:t>
+      </w:r>
+      <w:r>
+        <w:rPr>
+          <w:vertAlign w:val="subscript"/>
+        </w:rPr>
+        <w:t>a</w:t>
+      </w:r>
+      <w:r>
+        <w:rPr>
+          <w:vertAlign w:val="superscript"/>
+        </w:rPr>
+        <w:t>μ</w:t>
+      </w:r>
+      <w:r>
+        <w:t xml:space="preserve"> = −i(φ</w:t>
+      </w:r>
+      <w:r>
+        <w:rPr>
+          <w:vertAlign w:val="subscript"/>
+        </w:rPr>
+        <w:t>a*</w:t>
+      </w:r>
+      <w:r>
+        <w:t>∂</w:t>
+      </w:r>
+      <w:r>
+        <w:rPr>
+          <w:vertAlign w:val="superscript"/>
+        </w:rPr>
+        <w:t>μ</w:t>
+      </w:r>
+      <w:r>
+        <w:t>φ</w:t>
+      </w:r>
+      <w:r>
+        <w:rPr>
+          <w:vertAlign w:val="subscript"/>
+        </w:rPr>
+        <w:t>a</w:t>
+      </w:r>
+      <w:r>
+        <w:t xml:space="preserve"> − φ</w:t>
+      </w:r>
+      <w:r>
+        <w:rPr>
+          <w:vertAlign w:val="subscript"/>
+        </w:rPr>
+        <w:t>a</w:t>
+      </w:r>
+      <w:r>
+        <w:t>∂</w:t>
+      </w:r>
+      <w:r>
+        <w:rPr>
+          <w:vertAlign w:val="superscript"/>
+        </w:rPr>
+        <w:t>μ</w:t>
+      </w:r>
+      <w:r>
+        <w:t>φ</w:t>
+      </w:r>
+      <w:r>
+        <w:rPr>
+          <w:vertAlign w:val="subscript"/>
+        </w:rPr>
+        <w:t>a*</w:t>
+      </w:r>
+      <w:r>
+        <w:t>). The conserved charge is Q₁ + 2Q₂.</w:t>
       </w:r>
     </w:p>
     <w:p>
@@ -4197,13 +7239,67 @@
         <w:rPr>
           <w:b/>
         </w:rPr>
-        <w:t>12.</w:t>
+        <w:t>11.</w:t>
       </w:r>
       <w:r>
         <w:t xml:space="preserve"> </w:t>
       </w:r>
       <w:r>
-        <w:t>With γ⁵ Hermitian, ψ† → ψ†e^(−iβγ⁵), and ψ̄ = ψ†γ⁰ → ψ†e^(−iβγ⁵)γ⁰ = ψ†γ⁰e^(iβγ⁵) = ψ̄e^(iβγ⁵), since γ⁵γ⁰ = −γ⁰γ⁵ gives e^(−iβγ⁵)γ⁰ = γ⁰e^(iβγ⁵). Also e^(iβγ⁵)γ^μ = γ^μe^(−iβγ⁵). So ψ̄iγ^μ∂_μψ → ψ̄e^(iβγ⁵)iγ^μe^(iβγ⁵)∂_μψ = ψ̄iγ^μe^(−iβγ⁵)e^(iβγ⁵)∂_μψ = ψ̄iγ^μ∂_μψ. The mass term becomes mψ̄e^(2iβγ⁵)ψ, which differs from mψ̄ψ unless β = 0 or m = 0.</w:t>
+        <w:t>S(θ) = diag(e</w:t>
+      </w:r>
+      <w:r>
+        <w:rPr>
+          <w:vertAlign w:val="superscript"/>
+        </w:rPr>
+        <w:t>−iθσ_z/2</w:t>
+      </w:r>
+      <w:r>
+        <w:t>, e</w:t>
+      </w:r>
+      <w:r>
+        <w:rPr>
+          <w:vertAlign w:val="superscript"/>
+        </w:rPr>
+        <w:t>−iθσ_z/2</w:t>
+      </w:r>
+      <w:r>
+        <w:t>) and e</w:t>
+      </w:r>
+      <w:r>
+        <w:rPr>
+          <w:vertAlign w:val="superscript"/>
+        </w:rPr>
+        <w:t>−iθσ_z/2</w:t>
+      </w:r>
+      <w:r>
+        <w:t xml:space="preserve"> = cos(θ/2) − iσ</w:t>
+      </w:r>
+      <w:r>
+        <w:rPr>
+          <w:vertAlign w:val="subscript"/>
+        </w:rPr>
+        <w:t>z</w:t>
+      </w:r>
+      <w:r>
+        <w:t xml:space="preserve"> sin(θ/2). At θ = 2π this is cos π − iσ</w:t>
+      </w:r>
+      <w:r>
+        <w:rPr>
+          <w:vertAlign w:val="subscript"/>
+        </w:rPr>
+        <w:t>z</w:t>
+      </w:r>
+      <w:r>
+        <w:t xml:space="preserve"> sin π = −1, so S = −I. At θ = 4π it is cos 2π − iσ</w:t>
+      </w:r>
+      <w:r>
+        <w:rPr>
+          <w:vertAlign w:val="subscript"/>
+        </w:rPr>
+        <w:t>z</w:t>
+      </w:r>
+      <w:r>
+        <w:t xml:space="preserve"> sin 2π = 1, so S = I.</w:t>
       </w:r>
     </w:p>
     <w:p>
@@ -4211,13 +7307,220 @@
         <w:rPr>
           <w:b/>
         </w:rPr>
-        <w:t>13.</w:t>
+        <w:t>12.</w:t>
       </w:r>
       <w:r>
         <w:t xml:space="preserve"> </w:t>
       </w:r>
       <w:r>
-        <w:t>Under φ → Uφ with U†U = 1, φ†φ → φ†U†Uφ = φ†φ and ∂_μφ†∂^μφ → ∂_μφ†U†U∂^μφ = ∂_μφ†∂^μφ, so ℒ is invariant. For U = 1 + iε^aT_a with T_a Hermitian, Δφ = iT_aφ and Δφ† = −iφ†T_a. With ∂ℒ/∂(∂_μφ) = ∂^μφ† and ∂ℒ/∂(∂_μφ†) = ∂^μφ, j_a^μ = ∂^μφ†(iT_aφ) + (−iφ†T_a)∂^μφ = i(∂^μφ†T_aφ − φ†T_a∂^μφ). Then ∂_μj_a^μ = i(□φ†T_aφ + ∂^μφ†T_a∂_μφ − ∂_μφ†T_a∂^μφ − φ†T_a□φ) = i(□φ†T_aφ − φ†T_a□φ) = i(−m²φ†T_aφ + m²φ†T_aφ) = 0 on solutions of (□ + m²)φ = 0.</w:t>
+        <w:t>With γ⁵ Hermitian, ψ† → ψ†e</w:t>
+      </w:r>
+      <w:r>
+        <w:rPr>
+          <w:vertAlign w:val="superscript"/>
+        </w:rPr>
+        <w:t>−iβγ⁵</w:t>
+      </w:r>
+      <w:r>
+        <w:t>, and ψ̄ = ψ†γ⁰ → ψ†e</w:t>
+      </w:r>
+      <w:r>
+        <w:rPr>
+          <w:vertAlign w:val="superscript"/>
+        </w:rPr>
+        <w:t>−iβγ⁵</w:t>
+      </w:r>
+      <w:r>
+        <w:t>γ⁰ = ψ†γ⁰e</w:t>
+      </w:r>
+      <w:r>
+        <w:rPr>
+          <w:vertAlign w:val="superscript"/>
+        </w:rPr>
+        <w:t>iβγ⁵</w:t>
+      </w:r>
+      <w:r>
+        <w:t xml:space="preserve"> = ψ̄e</w:t>
+      </w:r>
+      <w:r>
+        <w:rPr>
+          <w:vertAlign w:val="superscript"/>
+        </w:rPr>
+        <w:t>iβγ⁵</w:t>
+      </w:r>
+      <w:r>
+        <w:t>, since γ⁵γ⁰ = −γ⁰γ⁵ gives e</w:t>
+      </w:r>
+      <w:r>
+        <w:rPr>
+          <w:vertAlign w:val="superscript"/>
+        </w:rPr>
+        <w:t>−iβγ⁵</w:t>
+      </w:r>
+      <w:r>
+        <w:t>γ⁰ = γ⁰e</w:t>
+      </w:r>
+      <w:r>
+        <w:rPr>
+          <w:vertAlign w:val="superscript"/>
+        </w:rPr>
+        <w:t>iβγ⁵</w:t>
+      </w:r>
+      <w:r>
+        <w:t>. Also e</w:t>
+      </w:r>
+      <w:r>
+        <w:rPr>
+          <w:vertAlign w:val="superscript"/>
+        </w:rPr>
+        <w:t>iβγ⁵</w:t>
+      </w:r>
+      <w:r>
+        <w:t>γ</w:t>
+      </w:r>
+      <w:r>
+        <w:rPr>
+          <w:vertAlign w:val="superscript"/>
+        </w:rPr>
+        <w:t>μ</w:t>
+      </w:r>
+      <w:r>
+        <w:t xml:space="preserve"> = γ</w:t>
+      </w:r>
+      <w:r>
+        <w:rPr>
+          <w:vertAlign w:val="superscript"/>
+        </w:rPr>
+        <w:t>μ</w:t>
+      </w:r>
+      <w:r>
+        <w:t>e</w:t>
+      </w:r>
+      <w:r>
+        <w:rPr>
+          <w:vertAlign w:val="superscript"/>
+        </w:rPr>
+        <w:t>−iβγ⁵</w:t>
+      </w:r>
+      <w:r>
+        <w:t>. So ψ̄iγ</w:t>
+      </w:r>
+      <w:r>
+        <w:rPr>
+          <w:vertAlign w:val="superscript"/>
+        </w:rPr>
+        <w:t>μ</w:t>
+      </w:r>
+      <w:r>
+        <w:t>∂</w:t>
+      </w:r>
+      <w:r>
+        <w:rPr>
+          <w:vertAlign w:val="subscript"/>
+        </w:rPr>
+        <w:t>μ</w:t>
+      </w:r>
+      <w:r>
+        <w:t>ψ → ψ̄e</w:t>
+      </w:r>
+      <w:r>
+        <w:rPr>
+          <w:vertAlign w:val="superscript"/>
+        </w:rPr>
+        <w:t>iβγ⁵</w:t>
+      </w:r>
+      <w:r>
+        <w:t>iγ</w:t>
+      </w:r>
+      <w:r>
+        <w:rPr>
+          <w:vertAlign w:val="superscript"/>
+        </w:rPr>
+        <w:t>μ</w:t>
+      </w:r>
+      <w:r>
+        <w:t>e</w:t>
+      </w:r>
+      <w:r>
+        <w:rPr>
+          <w:vertAlign w:val="superscript"/>
+        </w:rPr>
+        <w:t>iβγ⁵</w:t>
+      </w:r>
+      <w:r>
+        <w:t>∂</w:t>
+      </w:r>
+      <w:r>
+        <w:rPr>
+          <w:vertAlign w:val="subscript"/>
+        </w:rPr>
+        <w:t>μ</w:t>
+      </w:r>
+      <w:r>
+        <w:t>ψ = ψ̄iγ</w:t>
+      </w:r>
+      <w:r>
+        <w:rPr>
+          <w:vertAlign w:val="superscript"/>
+        </w:rPr>
+        <w:t>μ</w:t>
+      </w:r>
+      <w:r>
+        <w:t>e</w:t>
+      </w:r>
+      <w:r>
+        <w:rPr>
+          <w:vertAlign w:val="superscript"/>
+        </w:rPr>
+        <w:t>−iβγ⁵</w:t>
+      </w:r>
+      <w:r>
+        <w:t>e</w:t>
+      </w:r>
+      <w:r>
+        <w:rPr>
+          <w:vertAlign w:val="superscript"/>
+        </w:rPr>
+        <w:t>iβγ⁵</w:t>
+      </w:r>
+      <w:r>
+        <w:t>∂</w:t>
+      </w:r>
+      <w:r>
+        <w:rPr>
+          <w:vertAlign w:val="subscript"/>
+        </w:rPr>
+        <w:t>μ</w:t>
+      </w:r>
+      <w:r>
+        <w:t>ψ = ψ̄iγ</w:t>
+      </w:r>
+      <w:r>
+        <w:rPr>
+          <w:vertAlign w:val="superscript"/>
+        </w:rPr>
+        <w:t>μ</w:t>
+      </w:r>
+      <w:r>
+        <w:t>∂</w:t>
+      </w:r>
+      <w:r>
+        <w:rPr>
+          <w:vertAlign w:val="subscript"/>
+        </w:rPr>
+        <w:t>μ</w:t>
+      </w:r>
+      <w:r>
+        <w:t>ψ. The mass term becomes mψ̄e</w:t>
+      </w:r>
+      <w:r>
+        <w:rPr>
+          <w:vertAlign w:val="superscript"/>
+        </w:rPr>
+        <w:t>2iβγ⁵</w:t>
+      </w:r>
+      <w:r>
+        <w:t>ψ, which differs from mψ̄ψ unless β = 0 or m = 0.</w:t>
       </w:r>
     </w:p>
     <w:p>
@@ -4225,13 +7528,367 @@
         <w:rPr>
           <w:b/>
         </w:rPr>
-        <w:t>14.</w:t>
+        <w:t>13.</w:t>
       </w:r>
       <w:r>
         <w:t xml:space="preserve"> </w:t>
       </w:r>
       <w:r>
-        <w:t>O(N) has N(N − 1)/2 generators, U(N) has N², and SU(N) has N² − 1. For N = 2: O(2) has 1, U(2) has 4, SU(2) has 3. For N = 3: O(3) has 3, U(3) has 9, SU(3) has 8. The count for O(N) is the number of independent antisymmetric N × N matrices, matching the N(N − 1)/2 currents of Lesson 28, Exercise 14.</w:t>
+        <w:t>Under φ → Uφ with U†U = 1, φ†φ → φ†U†Uφ = φ†φ and ∂</w:t>
+      </w:r>
+      <w:r>
+        <w:rPr>
+          <w:vertAlign w:val="subscript"/>
+        </w:rPr>
+        <w:t>μ</w:t>
+      </w:r>
+      <w:r>
+        <w:t>φ†∂</w:t>
+      </w:r>
+      <w:r>
+        <w:rPr>
+          <w:vertAlign w:val="superscript"/>
+        </w:rPr>
+        <w:t>μ</w:t>
+      </w:r>
+      <w:r>
+        <w:t>φ → ∂</w:t>
+      </w:r>
+      <w:r>
+        <w:rPr>
+          <w:vertAlign w:val="subscript"/>
+        </w:rPr>
+        <w:t>μ</w:t>
+      </w:r>
+      <w:r>
+        <w:t>φ†U†U∂</w:t>
+      </w:r>
+      <w:r>
+        <w:rPr>
+          <w:vertAlign w:val="superscript"/>
+        </w:rPr>
+        <w:t>μ</w:t>
+      </w:r>
+      <w:r>
+        <w:t>φ = ∂</w:t>
+      </w:r>
+      <w:r>
+        <w:rPr>
+          <w:vertAlign w:val="subscript"/>
+        </w:rPr>
+        <w:t>μ</w:t>
+      </w:r>
+      <w:r>
+        <w:t>φ†∂</w:t>
+      </w:r>
+      <w:r>
+        <w:rPr>
+          <w:vertAlign w:val="superscript"/>
+        </w:rPr>
+        <w:t>μ</w:t>
+      </w:r>
+      <w:r>
+        <w:t>φ, so ℒ is invariant. For U = 1 + iε</w:t>
+      </w:r>
+      <w:r>
+        <w:rPr>
+          <w:vertAlign w:val="superscript"/>
+        </w:rPr>
+        <w:t>a</w:t>
+      </w:r>
+      <w:r>
+        <w:t>T</w:t>
+      </w:r>
+      <w:r>
+        <w:rPr>
+          <w:vertAlign w:val="subscript"/>
+        </w:rPr>
+        <w:t>a</w:t>
+      </w:r>
+      <w:r>
+        <w:t xml:space="preserve"> with T</w:t>
+      </w:r>
+      <w:r>
+        <w:rPr>
+          <w:vertAlign w:val="subscript"/>
+        </w:rPr>
+        <w:t>a</w:t>
+      </w:r>
+      <w:r>
+        <w:t xml:space="preserve"> Hermitian, Δφ = iT</w:t>
+      </w:r>
+      <w:r>
+        <w:rPr>
+          <w:vertAlign w:val="subscript"/>
+        </w:rPr>
+        <w:t>a</w:t>
+      </w:r>
+      <w:r>
+        <w:t>φ and Δφ† = −iφ†T</w:t>
+      </w:r>
+      <w:r>
+        <w:rPr>
+          <w:vertAlign w:val="subscript"/>
+        </w:rPr>
+        <w:t>a</w:t>
+      </w:r>
+      <w:r>
+        <w:t>. With ∂ℒ/∂(∂</w:t>
+      </w:r>
+      <w:r>
+        <w:rPr>
+          <w:vertAlign w:val="subscript"/>
+        </w:rPr>
+        <w:t>μ</w:t>
+      </w:r>
+      <w:r>
+        <w:t>φ) = ∂</w:t>
+      </w:r>
+      <w:r>
+        <w:rPr>
+          <w:vertAlign w:val="superscript"/>
+        </w:rPr>
+        <w:t>μ</w:t>
+      </w:r>
+      <w:r>
+        <w:t>φ† and ∂ℒ/∂(∂</w:t>
+      </w:r>
+      <w:r>
+        <w:rPr>
+          <w:vertAlign w:val="subscript"/>
+        </w:rPr>
+        <w:t>μ</w:t>
+      </w:r>
+      <w:r>
+        <w:t>φ†) = ∂</w:t>
+      </w:r>
+      <w:r>
+        <w:rPr>
+          <w:vertAlign w:val="superscript"/>
+        </w:rPr>
+        <w:t>μ</w:t>
+      </w:r>
+      <w:r>
+        <w:t>φ, j</w:t>
+      </w:r>
+      <w:r>
+        <w:rPr>
+          <w:vertAlign w:val="subscript"/>
+        </w:rPr>
+        <w:t>a</w:t>
+      </w:r>
+      <w:r>
+        <w:rPr>
+          <w:vertAlign w:val="superscript"/>
+        </w:rPr>
+        <w:t>μ</w:t>
+      </w:r>
+      <w:r>
+        <w:t xml:space="preserve"> = ∂</w:t>
+      </w:r>
+      <w:r>
+        <w:rPr>
+          <w:vertAlign w:val="superscript"/>
+        </w:rPr>
+        <w:t>μ</w:t>
+      </w:r>
+      <w:r>
+        <w:t>φ†(iT</w:t>
+      </w:r>
+      <w:r>
+        <w:rPr>
+          <w:vertAlign w:val="subscript"/>
+        </w:rPr>
+        <w:t>a</w:t>
+      </w:r>
+      <w:r>
+        <w:t>φ) + (−iφ†T</w:t>
+      </w:r>
+      <w:r>
+        <w:rPr>
+          <w:vertAlign w:val="subscript"/>
+        </w:rPr>
+        <w:t>a</w:t>
+      </w:r>
+      <w:r>
+        <w:t>)∂</w:t>
+      </w:r>
+      <w:r>
+        <w:rPr>
+          <w:vertAlign w:val="superscript"/>
+        </w:rPr>
+        <w:t>μ</w:t>
+      </w:r>
+      <w:r>
+        <w:t>φ = i(∂</w:t>
+      </w:r>
+      <w:r>
+        <w:rPr>
+          <w:vertAlign w:val="superscript"/>
+        </w:rPr>
+        <w:t>μ</w:t>
+      </w:r>
+      <w:r>
+        <w:t>φ†T</w:t>
+      </w:r>
+      <w:r>
+        <w:rPr>
+          <w:vertAlign w:val="subscript"/>
+        </w:rPr>
+        <w:t>a</w:t>
+      </w:r>
+      <w:r>
+        <w:t>φ − φ†T</w:t>
+      </w:r>
+      <w:r>
+        <w:rPr>
+          <w:vertAlign w:val="subscript"/>
+        </w:rPr>
+        <w:t>a</w:t>
+      </w:r>
+      <w:r>
+        <w:t>∂</w:t>
+      </w:r>
+      <w:r>
+        <w:rPr>
+          <w:vertAlign w:val="superscript"/>
+        </w:rPr>
+        <w:t>μ</w:t>
+      </w:r>
+      <w:r>
+        <w:t>φ). Then ∂</w:t>
+      </w:r>
+      <w:r>
+        <w:rPr>
+          <w:vertAlign w:val="subscript"/>
+        </w:rPr>
+        <w:t>μ</w:t>
+      </w:r>
+      <w:r>
+        <w:t>j</w:t>
+      </w:r>
+      <w:r>
+        <w:rPr>
+          <w:vertAlign w:val="subscript"/>
+        </w:rPr>
+        <w:t>a</w:t>
+      </w:r>
+      <w:r>
+        <w:rPr>
+          <w:vertAlign w:val="superscript"/>
+        </w:rPr>
+        <w:t>μ</w:t>
+      </w:r>
+      <w:r>
+        <w:t xml:space="preserve"> = i(□φ†T</w:t>
+      </w:r>
+      <w:r>
+        <w:rPr>
+          <w:vertAlign w:val="subscript"/>
+        </w:rPr>
+        <w:t>a</w:t>
+      </w:r>
+      <w:r>
+        <w:t>φ + ∂</w:t>
+      </w:r>
+      <w:r>
+        <w:rPr>
+          <w:vertAlign w:val="superscript"/>
+        </w:rPr>
+        <w:t>μ</w:t>
+      </w:r>
+      <w:r>
+        <w:t>φ†T</w:t>
+      </w:r>
+      <w:r>
+        <w:rPr>
+          <w:vertAlign w:val="subscript"/>
+        </w:rPr>
+        <w:t>a</w:t>
+      </w:r>
+      <w:r>
+        <w:t>∂</w:t>
+      </w:r>
+      <w:r>
+        <w:rPr>
+          <w:vertAlign w:val="subscript"/>
+        </w:rPr>
+        <w:t>μ</w:t>
+      </w:r>
+      <w:r>
+        <w:t>φ − ∂</w:t>
+      </w:r>
+      <w:r>
+        <w:rPr>
+          <w:vertAlign w:val="subscript"/>
+        </w:rPr>
+        <w:t>μ</w:t>
+      </w:r>
+      <w:r>
+        <w:t>φ†T</w:t>
+      </w:r>
+      <w:r>
+        <w:rPr>
+          <w:vertAlign w:val="subscript"/>
+        </w:rPr>
+        <w:t>a</w:t>
+      </w:r>
+      <w:r>
+        <w:t>∂</w:t>
+      </w:r>
+      <w:r>
+        <w:rPr>
+          <w:vertAlign w:val="superscript"/>
+        </w:rPr>
+        <w:t>μ</w:t>
+      </w:r>
+      <w:r>
+        <w:t>φ − φ†T</w:t>
+      </w:r>
+      <w:r>
+        <w:rPr>
+          <w:vertAlign w:val="subscript"/>
+        </w:rPr>
+        <w:t>a</w:t>
+      </w:r>
+      <w:r>
+        <w:t>□φ) = i(□φ†T</w:t>
+      </w:r>
+      <w:r>
+        <w:rPr>
+          <w:vertAlign w:val="subscript"/>
+        </w:rPr>
+        <w:t>a</w:t>
+      </w:r>
+      <w:r>
+        <w:t>φ − φ†T</w:t>
+      </w:r>
+      <w:r>
+        <w:rPr>
+          <w:vertAlign w:val="subscript"/>
+        </w:rPr>
+        <w:t>a</w:t>
+      </w:r>
+      <w:r>
+        <w:t>□φ) = i(−m²φ†T</w:t>
+      </w:r>
+      <w:r>
+        <w:rPr>
+          <w:vertAlign w:val="subscript"/>
+        </w:rPr>
+        <w:t>a</w:t>
+      </w:r>
+      <w:r>
+        <w:t>φ + m²φ†T</w:t>
+      </w:r>
+      <w:r>
+        <w:rPr>
+          <w:vertAlign w:val="subscript"/>
+        </w:rPr>
+        <w:t>a</w:t>
+      </w:r>
+      <w:r>
+        <w:t>φ) = 0 on solutions of (□ + m²)φ = 0.</w:t>
       </w:r>
     </w:p>
     <w:p>
@@ -4239,13 +7896,13 @@
         <w:rPr>
           <w:b/>
         </w:rPr>
-        <w:t>15.</w:t>
+        <w:t>14.</w:t>
       </w:r>
       <w:r>
         <w:t xml:space="preserve"> </w:t>
       </w:r>
       <w:r>
-        <w:t>If ℒ has no explicit dependence on x, translating all fields by a is a symmetry. A term in the action coupling fields with momenta p₁, p₂, and p₃ contributes ∫d⁴x e^(−i(p₁+p₂−p₃)·x) when the fields are expanded in plane waves, because the interaction is a product of fields at one point. The integral equals (2π)⁴δ⁴(p₁ + p₂ − p₃), which vanishes unless the total four-momentum is conserved. Translation invariance thus appears as a delta function at each vertex.</w:t>
+        <w:t>O(N) has N(N − 1)/2 generators, U(N) has N², and SU(N) has N² − 1. For N = 2: O(2) has 1, U(2) has 4, SU(2) has 3. For N = 3: O(3) has 3, U(3) has 9, SU(3) has 8. The count for O(N) is the number of independent antisymmetric N × N matrices, matching the N(N − 1)/2 currents of Lesson 28, Exercise 14.</w:t>
       </w:r>
     </w:p>
     <w:p>
@@ -4253,13 +7910,198 @@
         <w:rPr>
           <w:b/>
         </w:rPr>
+        <w:t>15.</w:t>
+      </w:r>
+      <w:r>
+        <w:t xml:space="preserve"> </w:t>
+      </w:r>
+      <w:r>
+        <w:t>If ℒ has no explicit dependence on x, translating all fields by a is a symmetry. A term in the action coupling fields with momenta p₁, p₂, and p₃ contributes ∫d⁴x e</w:t>
+      </w:r>
+      <w:r>
+        <w:rPr>
+          <w:vertAlign w:val="superscript"/>
+        </w:rPr>
+        <w:t>−i(p₁+p₂−p₃)·x</w:t>
+      </w:r>
+      <w:r>
+        <w:t xml:space="preserve"> when the fields are expanded in plane waves, because the interaction is a product of fields at one point. The integral equals (2π)⁴δ⁴(p₁ + p₂ − p₃), which vanishes unless the total four-momentum is conserved. Translation invariance thus appears as a delta function at each vertex.</w:t>
+      </w:r>
+    </w:p>
+    <w:p>
+      <w:r>
+        <w:rPr>
+          <w:b/>
+        </w:rPr>
         <w:t>16.</w:t>
       </w:r>
       <w:r>
         <w:t xml:space="preserve"> </w:t>
       </w:r>
       <w:r>
-        <w:t>Using γ^μ∂_μψ = −imψ from the Dirac equation and (∂_μψ̄)γ^μ = imψ̄ from its adjoint, ∂_μ(ψ̄γ^μγ⁵ψ) = (∂_μψ̄)γ^μγ⁵ψ + ψ̄γ^μγ⁵∂_μψ = imψ̄γ⁵ψ − ψ̄γ⁵γ^μ∂_μψ, using γ^μγ⁵ = −γ⁵γ^μ in the second term. Then −ψ̄γ⁵γ^μ∂_μψ = −ψ̄γ⁵(−imψ) = imψ̄γ⁵ψ, so ∂_μj₅^μ = 2imψ̄γ⁵ψ. For m = 0 this vanishes and the axial current is conserved, consistent with the chiral symmetry of Section 5.3.</w:t>
+        <w:t>Using γ</w:t>
+      </w:r>
+      <w:r>
+        <w:rPr>
+          <w:vertAlign w:val="superscript"/>
+        </w:rPr>
+        <w:t>μ</w:t>
+      </w:r>
+      <w:r>
+        <w:t>∂</w:t>
+      </w:r>
+      <w:r>
+        <w:rPr>
+          <w:vertAlign w:val="subscript"/>
+        </w:rPr>
+        <w:t>μ</w:t>
+      </w:r>
+      <w:r>
+        <w:t>ψ = −imψ from the Dirac equation and (∂</w:t>
+      </w:r>
+      <w:r>
+        <w:rPr>
+          <w:vertAlign w:val="subscript"/>
+        </w:rPr>
+        <w:t>μ</w:t>
+      </w:r>
+      <w:r>
+        <w:t>ψ̄)γ</w:t>
+      </w:r>
+      <w:r>
+        <w:rPr>
+          <w:vertAlign w:val="superscript"/>
+        </w:rPr>
+        <w:t>μ</w:t>
+      </w:r>
+      <w:r>
+        <w:t xml:space="preserve"> = imψ̄ from its adjoint, ∂</w:t>
+      </w:r>
+      <w:r>
+        <w:rPr>
+          <w:vertAlign w:val="subscript"/>
+        </w:rPr>
+        <w:t>μ</w:t>
+      </w:r>
+      <w:r>
+        <w:t>(ψ̄γ</w:t>
+      </w:r>
+      <w:r>
+        <w:rPr>
+          <w:vertAlign w:val="superscript"/>
+        </w:rPr>
+        <w:t>μ</w:t>
+      </w:r>
+      <w:r>
+        <w:t>γ⁵ψ) = (∂</w:t>
+      </w:r>
+      <w:r>
+        <w:rPr>
+          <w:vertAlign w:val="subscript"/>
+        </w:rPr>
+        <w:t>μ</w:t>
+      </w:r>
+      <w:r>
+        <w:t>ψ̄)γ</w:t>
+      </w:r>
+      <w:r>
+        <w:rPr>
+          <w:vertAlign w:val="superscript"/>
+        </w:rPr>
+        <w:t>μ</w:t>
+      </w:r>
+      <w:r>
+        <w:t>γ⁵ψ + ψ̄γ</w:t>
+      </w:r>
+      <w:r>
+        <w:rPr>
+          <w:vertAlign w:val="superscript"/>
+        </w:rPr>
+        <w:t>μ</w:t>
+      </w:r>
+      <w:r>
+        <w:t>γ⁵∂</w:t>
+      </w:r>
+      <w:r>
+        <w:rPr>
+          <w:vertAlign w:val="subscript"/>
+        </w:rPr>
+        <w:t>μ</w:t>
+      </w:r>
+      <w:r>
+        <w:t>ψ = imψ̄γ⁵ψ − ψ̄γ⁵γ</w:t>
+      </w:r>
+      <w:r>
+        <w:rPr>
+          <w:vertAlign w:val="superscript"/>
+        </w:rPr>
+        <w:t>μ</w:t>
+      </w:r>
+      <w:r>
+        <w:t>∂</w:t>
+      </w:r>
+      <w:r>
+        <w:rPr>
+          <w:vertAlign w:val="subscript"/>
+        </w:rPr>
+        <w:t>μ</w:t>
+      </w:r>
+      <w:r>
+        <w:t>ψ, using γ</w:t>
+      </w:r>
+      <w:r>
+        <w:rPr>
+          <w:vertAlign w:val="superscript"/>
+        </w:rPr>
+        <w:t>μ</w:t>
+      </w:r>
+      <w:r>
+        <w:t>γ⁵ = −γ⁵γ</w:t>
+      </w:r>
+      <w:r>
+        <w:rPr>
+          <w:vertAlign w:val="superscript"/>
+        </w:rPr>
+        <w:t>μ</w:t>
+      </w:r>
+      <w:r>
+        <w:t xml:space="preserve"> in the second term. Then −ψ̄γ⁵γ</w:t>
+      </w:r>
+      <w:r>
+        <w:rPr>
+          <w:vertAlign w:val="superscript"/>
+        </w:rPr>
+        <w:t>μ</w:t>
+      </w:r>
+      <w:r>
+        <w:t>∂</w:t>
+      </w:r>
+      <w:r>
+        <w:rPr>
+          <w:vertAlign w:val="subscript"/>
+        </w:rPr>
+        <w:t>μ</w:t>
+      </w:r>
+      <w:r>
+        <w:t>ψ = −ψ̄γ⁵(−imψ) = imψ̄γ⁵ψ, so ∂</w:t>
+      </w:r>
+      <w:r>
+        <w:rPr>
+          <w:vertAlign w:val="subscript"/>
+        </w:rPr>
+        <w:t>μ</w:t>
+      </w:r>
+      <w:r>
+        <w:t>j₅</w:t>
+      </w:r>
+      <w:r>
+        <w:rPr>
+          <w:vertAlign w:val="superscript"/>
+        </w:rPr>
+        <w:t>μ</w:t>
+      </w:r>
+      <w:r>
+        <w:t xml:space="preserve"> = 2imψ̄γ⁵ψ. For m = 0 this vanishes and the axial current is conserved, consistent with the chiral symmetry of Section 5.3.</w:t>
       </w:r>
     </w:p>
     <w:p>
@@ -4267,71 +8109,12 @@
         <w:pStyle w:val="Heading2"/>
       </w:pPr>
       <w:r>
-        <w:t>Mastery checklist</w:t>
+        <w:t>Mastery check</w:t>
       </w:r>
     </w:p>
     <w:p>
-      <w:pPr>
-        <w:pStyle w:val="ListBullet"/>
-      </w:pPr>
-      <w:r>
-        <w:t>I can explain why symmetries form a group and write finite transformations by exponentiating generators.</w:t>
-      </w:r>
-    </w:p>
-    <w:p>
-      <w:pPr>
-        <w:pStyle w:val="ListBullet"/>
-      </w:pPr>
-      <w:r>
-        <w:t>I can derive the closure of the generators under commutation and identify the structure constants of U(1) and of rotations.</w:t>
-      </w:r>
-    </w:p>
-    <w:p>
-      <w:pPr>
-        <w:pStyle w:val="ListBullet"/>
-      </w:pPr>
-      <w:r>
-        <w:t>I can explain why Noether charges satisfy the algebra of the generators.</w:t>
-      </w:r>
-    </w:p>
-    <w:p>
-      <w:pPr>
-        <w:pStyle w:val="ListBullet"/>
-      </w:pPr>
-      <w:r>
-        <w:t>I can derive the antisymmetry of an infinitesimal Lorentz transformation and count the ten parameters of the Poincare group.</w:t>
-      </w:r>
-    </w:p>
-    <w:p>
-      <w:pPr>
-        <w:pStyle w:val="ListBullet"/>
-      </w:pPr>
-      <w:r>
-        <w:t>I can list the ten conserved quantities of Poincare invariance.</w:t>
-      </w:r>
-    </w:p>
-    <w:p>
-      <w:pPr>
-        <w:pStyle w:val="ListBullet"/>
-      </w:pPr>
-      <w:r>
-        <w:t>I can describe the structure of the Poincare algebra and explain why two boosts give a rotation.</w:t>
-      </w:r>
-    </w:p>
-    <w:p>
-      <w:pPr>
-        <w:pStyle w:val="ListBullet"/>
-      </w:pPr>
-      <w:r>
-        <w:t>I can distinguish internal from spacetime symmetries and global from local ones.</w:t>
-      </w:r>
-    </w:p>
-    <w:p>
-      <w:pPr>
-        <w:pStyle w:val="ListBullet"/>
-      </w:pPr>
-      <w:r>
-        <w:t>I can apply the charge rule to decide whether a term is allowed in a Lagrangian density.</w:t>
+      <w:r>
+        <w:t>Before moving on, do the Core exercises without looking at the solutions and state this lesson's main result from memory. If both go smoothly, continue; if not, reread the sections the missed exercises cite.</w:t>
       </w:r>
     </w:p>
     <w:p>
@@ -4383,7 +8166,7 @@
         <w:color w:val="5A5A5A"/>
         <w:sz w:val="16"/>
       </w:rPr>
-      <w:t>QED Course   Lesson 29</w:t>
+      <w:t>A QED Course   Lesson 29</w:t>
     </w:r>
   </w:p>
 </w:hdr>
